--- a/ReportsAndDocuments/ManeeshaEeshwara_MidtermReport.docx
+++ b/ReportsAndDocuments/ManeeshaEeshwara_MidtermReport.docx
@@ -1,6 +1,6 @@
 
 <file path=word/document.xml><?xml version="1.0" encoding="utf-8"?>
-<w:document xmlns:wpc="http://schemas.microsoft.com/office/word/2010/wordprocessingCanvas" xmlns:cx="http://schemas.microsoft.com/office/drawing/2014/chartex" xmlns:cx1="http://schemas.microsoft.com/office/drawing/2015/9/8/chartex" xmlns:cx2="http://schemas.microsoft.com/office/drawing/2015/10/21/chartex" xmlns:cx3="http://schemas.microsoft.com/office/drawing/2016/5/9/chartex" xmlns:cx4="http://schemas.microsoft.com/office/drawing/2016/5/10/chartex" xmlns:cx5="http://schemas.microsoft.com/office/drawing/2016/5/11/chartex" xmlns:cx6="http://schemas.microsoft.com/office/drawing/2016/5/12/chartex" xmlns:cx7="http://schemas.microsoft.com/office/drawing/2016/5/13/chartex" xmlns:cx8="http://schemas.microsoft.com/office/drawing/2016/5/14/chartex" xmlns:mc="http://schemas.openxmlformats.org/markup-compatibility/2006" xmlns:aink="http://schemas.microsoft.com/office/drawing/2016/ink" xmlns:am3d="http://schemas.microsoft.com/office/drawing/2017/model3d" xmlns:o="urn:schemas-microsoft-com:office:office" xmlns:oel="http://schemas.microsoft.com/office/2019/extlst" xmlns:r="http://schemas.openxmlformats.org/officeDocument/2006/relationships" xmlns:m="http://schemas.openxmlformats.org/officeDocument/2006/math" xmlns:v="urn:schemas-microsoft-com:vml" xmlns:wp14="http://schemas.microsoft.com/office/word/2010/wordprocessingDrawing" xmlns:wp="http://schemas.openxmlformats.org/drawingml/2006/wordprocessingDrawing" xmlns:w10="urn:schemas-microsoft-com:office:word" xmlns:w="http://schemas.openxmlformats.org/wordprocessingml/2006/main" xmlns:w14="http://schemas.microsoft.com/office/word/2010/wordml" xmlns:w15="http://schemas.microsoft.com/office/word/2012/wordml" xmlns:w16cex="http://schemas.microsoft.com/office/word/2018/wordml/cex" xmlns:w16cid="http://schemas.microsoft.com/office/word/2016/wordml/cid" xmlns:w16="http://schemas.microsoft.com/office/word/2018/wordml" xmlns:w16du="http://schemas.microsoft.com/office/word/2023/wordml/word16du" xmlns:w16sdtdh="http://schemas.microsoft.com/office/word/2020/wordml/sdtdatahash" xmlns:w16sdtfl="http://schemas.microsoft.com/office/word/2024/wordml/sdtformatlock" xmlns:w16se="http://schemas.microsoft.com/office/word/2015/wordml/symex" xmlns:wpg="http://schemas.microsoft.com/office/word/2010/wordprocessingGroup" xmlns:wpi="http://schemas.microsoft.com/office/word/2010/wordprocessingInk" xmlns:wne="http://schemas.microsoft.com/office/word/2006/wordml" xmlns:wps="http://schemas.microsoft.com/office/word/2010/wordprocessingShape" mc:Ignorable="w14 w15 w16se w16cid w16 w16cex w16sdtdh w16sdtfl w16du wp14">
+<w:document xmlns:wpc="http://schemas.microsoft.com/office/word/2010/wordprocessingCanvas" xmlns:cx="http://schemas.microsoft.com/office/drawing/2014/chartex" xmlns:cx1="http://schemas.microsoft.com/office/drawing/2015/9/8/chartex" xmlns:cx2="http://schemas.microsoft.com/office/drawing/2015/10/21/chartex" xmlns:cx3="http://schemas.microsoft.com/office/drawing/2016/5/9/chartex" xmlns:cx4="http://schemas.microsoft.com/office/drawing/2016/5/10/chartex" xmlns:cx5="http://schemas.microsoft.com/office/drawing/2016/5/11/chartex" xmlns:cx6="http://schemas.microsoft.com/office/drawing/2016/5/12/chartex" xmlns:cx7="http://schemas.microsoft.com/office/drawing/2016/5/13/chartex" xmlns:cx8="http://schemas.microsoft.com/office/drawing/2016/5/14/chartex" xmlns:mc="http://schemas.openxmlformats.org/markup-compatibility/2006" xmlns:aink="http://schemas.microsoft.com/office/drawing/2016/ink" xmlns:am3d="http://schemas.microsoft.com/office/drawing/2017/model3d" xmlns:o="urn:schemas-microsoft-com:office:office" xmlns:oel="http://schemas.microsoft.com/office/2019/extlst" xmlns:r="http://schemas.openxmlformats.org/officeDocument/2006/relationships" xmlns:m="http://schemas.openxmlformats.org/officeDocument/2006/math" xmlns:v="urn:schemas-microsoft-com:vml" xmlns:wp14="http://schemas.microsoft.com/office/word/2010/wordprocessingDrawing" xmlns:wp="http://schemas.openxmlformats.org/drawingml/2006/wordprocessingDrawing" xmlns:w10="urn:schemas-microsoft-com:office:word" xmlns:w="http://schemas.openxmlformats.org/wordprocessingml/2006/main" xmlns:w14="http://schemas.microsoft.com/office/word/2010/wordml" xmlns:w15="http://schemas.microsoft.com/office/word/2012/wordml" xmlns:w16cex="http://schemas.microsoft.com/office/word/2018/wordml/cex" xmlns:w16cid="http://schemas.microsoft.com/office/word/2016/wordml/cid" xmlns:w16="http://schemas.microsoft.com/office/word/2018/wordml" xmlns:w16sdtdh="http://schemas.microsoft.com/office/word/2020/wordml/sdtdatahash" xmlns:w16se="http://schemas.microsoft.com/office/word/2015/wordml/symex" xmlns:wpg="http://schemas.microsoft.com/office/word/2010/wordprocessingGroup" xmlns:wpi="http://schemas.microsoft.com/office/word/2010/wordprocessingInk" xmlns:wne="http://schemas.microsoft.com/office/word/2006/wordml" xmlns:wps="http://schemas.microsoft.com/office/word/2010/wordprocessingShape" mc:Ignorable="w14 w15 w16se w16cid w16 w16cex w16sdtdh wp14">
   <w:body>
     <w:p>
       <w:pPr>
@@ -10,6 +10,7 @@
           <w:szCs w:val="96"/>
         </w:rPr>
       </w:pPr>
+      <w:proofErr w:type="spellStart"/>
       <w:r>
         <w:rPr>
           <w:sz w:val="96"/>
@@ -17,6 +18,7 @@
         </w:rPr>
         <w:t>FarmVendor</w:t>
       </w:r>
+      <w:proofErr w:type="spellEnd"/>
     </w:p>
     <w:p/>
     <w:p/>
@@ -61,7 +63,15 @@
         <w:ind w:left="2160" w:firstLine="720"/>
       </w:pPr>
       <w:r>
-        <w:t>Student Name : Maneesha Eeshwara</w:t>
+        <w:t xml:space="preserve">Student </w:t>
+      </w:r>
+      <w:proofErr w:type="gramStart"/>
+      <w:r>
+        <w:t>Name :</w:t>
+      </w:r>
+      <w:proofErr w:type="gramEnd"/>
+      <w:r>
+        <w:t xml:space="preserve"> Maneesha Eeshwara</w:t>
       </w:r>
     </w:p>
     <w:p>
@@ -79,7 +89,15 @@
         <w:tab/>
       </w:r>
       <w:r>
-        <w:t>Student ID          : 300392759</w:t>
+        <w:t xml:space="preserve">Student ID        </w:t>
+      </w:r>
+      <w:proofErr w:type="gramStart"/>
+      <w:r>
+        <w:t xml:space="preserve">  :</w:t>
+      </w:r>
+      <w:proofErr w:type="gramEnd"/>
+      <w:r>
+        <w:t xml:space="preserve"> 300392759</w:t>
       </w:r>
     </w:p>
     <w:p>
@@ -97,7 +115,15 @@
         <w:tab/>
       </w:r>
       <w:r>
-        <w:t>Course                  : CSIS 4495 Applied Research Project</w:t>
+        <w:t xml:space="preserve">Course                </w:t>
+      </w:r>
+      <w:proofErr w:type="gramStart"/>
+      <w:r>
+        <w:t xml:space="preserve">  :</w:t>
+      </w:r>
+      <w:proofErr w:type="gramEnd"/>
+      <w:r>
+        <w:t xml:space="preserve"> CSIS 4495 Applied Research Project</w:t>
       </w:r>
     </w:p>
     <w:p>
@@ -115,7 +141,15 @@
         <w:tab/>
       </w:r>
       <w:r>
-        <w:t>Section                : 03</w:t>
+        <w:t xml:space="preserve">Section              </w:t>
+      </w:r>
+      <w:proofErr w:type="gramStart"/>
+      <w:r>
+        <w:t xml:space="preserve">  :</w:t>
+      </w:r>
+      <w:proofErr w:type="gramEnd"/>
+      <w:r>
+        <w:t xml:space="preserve"> 03</w:t>
       </w:r>
     </w:p>
     <w:p>
@@ -124,14 +158,36 @@
         <w:jc w:val="center"/>
       </w:pPr>
       <w:r>
-        <w:t xml:space="preserve">           GitHub Repository : </w:t>
+        <w:t xml:space="preserve">           GitHub </w:t>
+      </w:r>
+      <w:proofErr w:type="gramStart"/>
+      <w:r>
+        <w:t>Repository :</w:t>
+      </w:r>
+      <w:proofErr w:type="gramEnd"/>
+      <w:r>
+        <w:t xml:space="preserve"> </w:t>
       </w:r>
       <w:hyperlink r:id="rId8" w:history="1">
         <w:r>
           <w:rPr>
             <w:rStyle w:val="Hyperlink"/>
           </w:rPr>
-          <w:t>https://github.com/maneeshaprs-    rgb/W26_4495_S3_ManeeshaE.git</w:t>
+          <w:t xml:space="preserve">https://github.com/maneeshaprs-    </w:t>
+        </w:r>
+        <w:proofErr w:type="spellStart"/>
+        <w:r>
+          <w:rPr>
+            <w:rStyle w:val="Hyperlink"/>
+          </w:rPr>
+          <w:t>rgb</w:t>
+        </w:r>
+        <w:proofErr w:type="spellEnd"/>
+        <w:r>
+          <w:rPr>
+            <w:rStyle w:val="Hyperlink"/>
+          </w:rPr>
+          <w:t>/W26_4495_S3_ManeeshaE.git</w:t>
         </w:r>
       </w:hyperlink>
     </w:p>
@@ -145,8 +201,13 @@
         </w:rPr>
       </w:pPr>
       <w:r>
-        <w:t>Midterm Video Demonstration :</w:t>
-      </w:r>
+        <w:t xml:space="preserve">Midterm Video </w:t>
+      </w:r>
+      <w:proofErr w:type="gramStart"/>
+      <w:r>
+        <w:t>Demonstration :</w:t>
+      </w:r>
+      <w:proofErr w:type="gramEnd"/>
       <w:r>
         <w:rPr>
           <w:b/>
@@ -1651,6 +1712,7 @@
           <w:numId w:val="9"/>
         </w:numPr>
       </w:pPr>
+      <w:proofErr w:type="gramStart"/>
       <w:r>
         <w:rPr>
           <w:b/>
@@ -1659,7 +1721,11 @@
         <w:t>AgriWebb</w:t>
       </w:r>
       <w:r>
-        <w:t xml:space="preserve"> : </w:t>
+        <w:t xml:space="preserve"> :</w:t>
+      </w:r>
+      <w:proofErr w:type="gramEnd"/>
+      <w:r>
+        <w:t xml:space="preserve"> </w:t>
       </w:r>
       <w:r>
         <w:t>Farm management mobile application that focus on helping farmers manage production records, operational planning and inventory. offer limited direct coordination with vendors such as grocery stores and restaurants</w:t>
@@ -1673,6 +1739,7 @@
           <w:numId w:val="9"/>
         </w:numPr>
       </w:pPr>
+      <w:proofErr w:type="gramStart"/>
       <w:r>
         <w:rPr>
           <w:b/>
@@ -1681,7 +1748,11 @@
         <w:t>FarmLogs</w:t>
       </w:r>
       <w:r>
-        <w:t xml:space="preserve"> : </w:t>
+        <w:t xml:space="preserve"> :</w:t>
+      </w:r>
+      <w:proofErr w:type="gramEnd"/>
+      <w:r>
+        <w:t xml:space="preserve"> </w:t>
       </w:r>
       <w:r>
         <w:t>largely farmer-centric mobile application with good internal visibility. limited vendor supportive.</w:t>
@@ -1695,6 +1766,7 @@
           <w:numId w:val="9"/>
         </w:numPr>
       </w:pPr>
+      <w:proofErr w:type="gramStart"/>
       <w:r>
         <w:rPr>
           <w:b/>
@@ -1703,7 +1775,11 @@
         <w:t>Cropln</w:t>
       </w:r>
       <w:r>
-        <w:t xml:space="preserve"> : web based Agri-intelligence and AI driven platform for enterprises across the agriculture value chain.</w:t>
+        <w:t xml:space="preserve"> :</w:t>
+      </w:r>
+      <w:proofErr w:type="gramEnd"/>
+      <w:r>
+        <w:t xml:space="preserve"> web based Agri-intelligence and AI driven platform for enterprises across the agriculture value chain.</w:t>
       </w:r>
       <w:r>
         <w:t xml:space="preserve"> Designed only for enterprise level Agri businesses</w:t>
@@ -1717,6 +1793,7 @@
           <w:numId w:val="9"/>
         </w:numPr>
       </w:pPr>
+      <w:proofErr w:type="gramStart"/>
       <w:r>
         <w:rPr>
           <w:b/>
@@ -1725,7 +1802,11 @@
         <w:t>AgriDigital</w:t>
       </w:r>
       <w:r>
-        <w:t xml:space="preserve"> : Provide cloud based grain supply chain and management platform. Use blockchain technology to secure settlement while digitize grain storage, trading, logistics and financing. Less suitable for small and medium scale farmers where developed models need extensive historical data and long-term adoption.</w:t>
+        <w:t xml:space="preserve"> :</w:t>
+      </w:r>
+      <w:proofErr w:type="gramEnd"/>
+      <w:r>
+        <w:t xml:space="preserve"> Provide cloud based grain supply chain and management platform. Use blockchain technology to secure settlement while digitize grain storage, trading, logistics and financing. Less suitable for small and medium scale farmers where developed models need extensive historical data and long-term adoption.</w:t>
       </w:r>
     </w:p>
     <w:p>
@@ -1870,7 +1951,15 @@
         </w:numPr>
       </w:pPr>
       <w:r>
-        <w:t>Overdependence on real-world, large-scale datasets that are impractical for early stage systems.</w:t>
+        <w:t xml:space="preserve">Overdependence on real-world, large-scale datasets that are impractical for </w:t>
+      </w:r>
+      <w:proofErr w:type="gramStart"/>
+      <w:r>
+        <w:t>early stage</w:t>
+      </w:r>
+      <w:proofErr w:type="gramEnd"/>
+      <w:r>
+        <w:t xml:space="preserve"> systems.</w:t>
       </w:r>
     </w:p>
     <w:p>
@@ -2253,7 +2342,23 @@
           <w:b/>
           <w:bCs/>
         </w:rPr>
-        <w:t>Role Based Authentication(registration &amp; Login)</w:t>
+        <w:t xml:space="preserve">Role Based </w:t>
+      </w:r>
+      <w:proofErr w:type="gramStart"/>
+      <w:r>
+        <w:rPr>
+          <w:b/>
+          <w:bCs/>
+        </w:rPr>
+        <w:t>Authentication(</w:t>
+      </w:r>
+      <w:proofErr w:type="gramEnd"/>
+      <w:r>
+        <w:rPr>
+          <w:b/>
+          <w:bCs/>
+        </w:rPr>
+        <w:t>registration &amp; Login)</w:t>
       </w:r>
     </w:p>
     <w:p>
@@ -2271,7 +2376,15 @@
         <w:t xml:space="preserve"> </w:t>
       </w:r>
       <w:r>
-        <w:t>Authentication is implemented using JWT with ASP.NET Identity, which ensure secure access and role based navigation.</w:t>
+        <w:t xml:space="preserve">Authentication is implemented using JWT with ASP.NET Identity, which ensure secure access and </w:t>
+      </w:r>
+      <w:proofErr w:type="gramStart"/>
+      <w:r>
+        <w:t>role based</w:t>
+      </w:r>
+      <w:proofErr w:type="gramEnd"/>
+      <w:r>
+        <w:t xml:space="preserve"> navigation.</w:t>
       </w:r>
     </w:p>
     <w:p>
@@ -2447,8 +2560,13 @@
         </w:numPr>
       </w:pPr>
       <w:r>
-        <w:t>The design consist of :</w:t>
-      </w:r>
+        <w:t xml:space="preserve">The design consist </w:t>
+      </w:r>
+      <w:proofErr w:type="gramStart"/>
+      <w:r>
+        <w:t>of :</w:t>
+      </w:r>
+      <w:proofErr w:type="gramEnd"/>
     </w:p>
     <w:p>
       <w:pPr>
@@ -2546,18 +2664,28 @@
           <w:lang w:val="en-US"/>
         </w:rPr>
       </w:pPr>
+      <w:proofErr w:type="spellStart"/>
+      <w:proofErr w:type="gramStart"/>
       <w:r>
         <w:rPr>
           <w:lang w:val="en-US"/>
         </w:rPr>
-        <w:t xml:space="preserve">Register.jsx </w:t>
-      </w:r>
+        <w:t>Register.jsx</w:t>
+      </w:r>
+      <w:proofErr w:type="spellEnd"/>
       <w:r>
         <w:rPr>
           <w:lang w:val="en-US"/>
         </w:rPr>
+        <w:t xml:space="preserve"> </w:t>
+      </w:r>
+      <w:r>
+        <w:rPr>
+          <w:lang w:val="en-US"/>
+        </w:rPr>
         <w:t>:</w:t>
       </w:r>
+      <w:proofErr w:type="gramEnd"/>
       <w:r>
         <w:rPr>
           <w:lang w:val="en-US"/>
@@ -2578,18 +2706,28 @@
           <w:lang w:val="en-US"/>
         </w:rPr>
       </w:pPr>
+      <w:proofErr w:type="spellStart"/>
+      <w:proofErr w:type="gramStart"/>
       <w:r>
         <w:rPr>
           <w:lang w:val="en-US"/>
         </w:rPr>
-        <w:t xml:space="preserve">Login.jsx </w:t>
-      </w:r>
+        <w:t>Login.jsx</w:t>
+      </w:r>
+      <w:proofErr w:type="spellEnd"/>
       <w:r>
         <w:rPr>
           <w:lang w:val="en-US"/>
         </w:rPr>
+        <w:t xml:space="preserve"> </w:t>
+      </w:r>
+      <w:r>
+        <w:rPr>
+          <w:lang w:val="en-US"/>
+        </w:rPr>
         <w:t>:</w:t>
       </w:r>
+      <w:proofErr w:type="gramEnd"/>
       <w:r>
         <w:rPr>
           <w:lang w:val="en-US"/>
@@ -2610,18 +2748,28 @@
           <w:lang w:val="en-US"/>
         </w:rPr>
       </w:pPr>
+      <w:proofErr w:type="spellStart"/>
+      <w:proofErr w:type="gramStart"/>
       <w:r>
         <w:rPr>
           <w:lang w:val="en-US"/>
         </w:rPr>
-        <w:t xml:space="preserve">RequireAuth.jsx </w:t>
-      </w:r>
+        <w:t>RequireAuth.jsx</w:t>
+      </w:r>
+      <w:proofErr w:type="spellEnd"/>
       <w:r>
         <w:rPr>
           <w:lang w:val="en-US"/>
         </w:rPr>
+        <w:t xml:space="preserve"> </w:t>
+      </w:r>
+      <w:r>
+        <w:rPr>
+          <w:lang w:val="en-US"/>
+        </w:rPr>
         <w:t>:</w:t>
       </w:r>
+      <w:proofErr w:type="gramEnd"/>
       <w:r>
         <w:rPr>
           <w:lang w:val="en-US"/>
@@ -2642,18 +2790,28 @@
           <w:lang w:val="en-US"/>
         </w:rPr>
       </w:pPr>
+      <w:proofErr w:type="spellStart"/>
+      <w:proofErr w:type="gramStart"/>
       <w:r>
         <w:rPr>
           <w:lang w:val="en-US"/>
         </w:rPr>
-        <w:t xml:space="preserve">RequireRole.jsx </w:t>
-      </w:r>
+        <w:t>RequireRole.jsx</w:t>
+      </w:r>
+      <w:proofErr w:type="spellEnd"/>
       <w:r>
         <w:rPr>
           <w:lang w:val="en-US"/>
         </w:rPr>
+        <w:t xml:space="preserve"> </w:t>
+      </w:r>
+      <w:r>
+        <w:rPr>
+          <w:lang w:val="en-US"/>
+        </w:rPr>
         <w:t>:</w:t>
       </w:r>
+      <w:proofErr w:type="gramEnd"/>
       <w:r>
         <w:rPr>
           <w:lang w:val="en-US"/>
@@ -2690,18 +2848,28 @@
           <w:lang w:val="en-US"/>
         </w:rPr>
       </w:pPr>
+      <w:proofErr w:type="spellStart"/>
+      <w:proofErr w:type="gramStart"/>
       <w:r>
         <w:rPr>
           <w:lang w:val="en-US"/>
         </w:rPr>
-        <w:t xml:space="preserve">AuthController </w:t>
-      </w:r>
+        <w:t>AuthController</w:t>
+      </w:r>
+      <w:proofErr w:type="spellEnd"/>
       <w:r>
         <w:rPr>
           <w:lang w:val="en-US"/>
         </w:rPr>
+        <w:t xml:space="preserve"> </w:t>
+      </w:r>
+      <w:r>
+        <w:rPr>
+          <w:lang w:val="en-US"/>
+        </w:rPr>
         <w:t>:</w:t>
       </w:r>
+      <w:proofErr w:type="gramEnd"/>
       <w:r>
         <w:rPr>
           <w:lang w:val="en-US"/>
@@ -2722,18 +2890,28 @@
           <w:lang w:val="en-US"/>
         </w:rPr>
       </w:pPr>
+      <w:proofErr w:type="spellStart"/>
+      <w:proofErr w:type="gramStart"/>
       <w:r>
         <w:rPr>
           <w:lang w:val="en-US"/>
         </w:rPr>
-        <w:t xml:space="preserve">ApplicationUser </w:t>
-      </w:r>
+        <w:t>ApplicationUser</w:t>
+      </w:r>
+      <w:proofErr w:type="spellEnd"/>
       <w:r>
         <w:rPr>
           <w:lang w:val="en-US"/>
         </w:rPr>
+        <w:t xml:space="preserve"> </w:t>
+      </w:r>
+      <w:r>
+        <w:rPr>
+          <w:lang w:val="en-US"/>
+        </w:rPr>
         <w:t>:</w:t>
       </w:r>
+      <w:proofErr w:type="gramEnd"/>
       <w:r>
         <w:rPr>
           <w:lang w:val="en-US"/>
@@ -2790,11 +2968,19 @@
           <w:lang w:val="en-US"/>
         </w:rPr>
       </w:pPr>
+      <w:proofErr w:type="spellStart"/>
       <w:r>
         <w:rPr>
           <w:lang w:val="en-US"/>
         </w:rPr>
-        <w:t>AspNetUsers table stores user accounts</w:t>
+        <w:t>AspNetUsers</w:t>
+      </w:r>
+      <w:proofErr w:type="spellEnd"/>
+      <w:r>
+        <w:rPr>
+          <w:lang w:val="en-US"/>
+        </w:rPr>
+        <w:t xml:space="preserve"> table stores user accounts</w:t>
       </w:r>
     </w:p>
     <w:p>
@@ -2973,6 +3159,7 @@
           <w:lang w:val="en-US"/>
         </w:rPr>
       </w:pPr>
+      <w:proofErr w:type="spellStart"/>
       <w:r>
         <w:rPr>
           <w:lang w:val="en-US"/>
@@ -2980,6 +3167,7 @@
         <w:lastRenderedPageBreak/>
         <w:t>FarmerDashboard.jsx</w:t>
       </w:r>
+      <w:proofErr w:type="spellEnd"/>
     </w:p>
     <w:p>
       <w:pPr>
@@ -3050,12 +3238,14 @@
           <w:lang w:val="en-US"/>
         </w:rPr>
       </w:pPr>
+      <w:proofErr w:type="spellStart"/>
       <w:r>
         <w:rPr>
           <w:lang w:val="en-US"/>
         </w:rPr>
         <w:t>InventoryLotsController</w:t>
       </w:r>
+      <w:proofErr w:type="spellEnd"/>
     </w:p>
     <w:p>
       <w:pPr>
@@ -3070,12 +3260,14 @@
           <w:lang w:val="en-US"/>
         </w:rPr>
       </w:pPr>
+      <w:proofErr w:type="spellStart"/>
       <w:r>
         <w:rPr>
           <w:lang w:val="en-US"/>
         </w:rPr>
         <w:t>CreateInventoryLotDto</w:t>
       </w:r>
+      <w:proofErr w:type="spellEnd"/>
     </w:p>
     <w:p>
       <w:pPr>
@@ -3090,11 +3282,19 @@
           <w:lang w:val="en-US"/>
         </w:rPr>
       </w:pPr>
+      <w:proofErr w:type="spellStart"/>
       <w:r>
         <w:rPr>
           <w:lang w:val="en-US"/>
         </w:rPr>
-        <w:t>InventoryLot entity</w:t>
+        <w:t>InventoryLot</w:t>
+      </w:r>
+      <w:proofErr w:type="spellEnd"/>
+      <w:r>
+        <w:rPr>
+          <w:lang w:val="en-US"/>
+        </w:rPr>
+        <w:t xml:space="preserve"> entity</w:t>
       </w:r>
     </w:p>
     <w:p>
@@ -3126,11 +3326,19 @@
           <w:lang w:val="en-US"/>
         </w:rPr>
       </w:pPr>
+      <w:proofErr w:type="spellStart"/>
       <w:r>
         <w:rPr>
           <w:lang w:val="en-US"/>
         </w:rPr>
-        <w:t>InventoryLot table storing:</w:t>
+        <w:t>InventoryLot</w:t>
+      </w:r>
+      <w:proofErr w:type="spellEnd"/>
+      <w:r>
+        <w:rPr>
+          <w:lang w:val="en-US"/>
+        </w:rPr>
+        <w:t xml:space="preserve"> table storing:</w:t>
       </w:r>
     </w:p>
     <w:p>
@@ -3146,12 +3354,14 @@
           <w:lang w:val="en-US"/>
         </w:rPr>
       </w:pPr>
+      <w:proofErr w:type="spellStart"/>
       <w:r>
         <w:rPr>
           <w:lang w:val="en-US"/>
         </w:rPr>
         <w:t>FarmerId</w:t>
       </w:r>
+      <w:proofErr w:type="spellEnd"/>
     </w:p>
     <w:p>
       <w:pPr>
@@ -3166,12 +3376,14 @@
           <w:lang w:val="en-US"/>
         </w:rPr>
       </w:pPr>
+      <w:proofErr w:type="spellStart"/>
       <w:r>
         <w:rPr>
           <w:lang w:val="en-US"/>
         </w:rPr>
         <w:t>ProductId</w:t>
       </w:r>
+      <w:proofErr w:type="spellEnd"/>
     </w:p>
     <w:p>
       <w:pPr>
@@ -3206,12 +3418,14 @@
           <w:lang w:val="en-US"/>
         </w:rPr>
       </w:pPr>
+      <w:proofErr w:type="spellStart"/>
       <w:r>
         <w:rPr>
           <w:lang w:val="en-US"/>
         </w:rPr>
         <w:t>ExpiryDate</w:t>
       </w:r>
+      <w:proofErr w:type="spellEnd"/>
     </w:p>
     <w:p>
       <w:pPr>
@@ -3452,6 +3666,9 @@
     <w:p/>
     <w:p>
       <w:r>
+        <w:rPr>
+          <w:noProof/>
+        </w:rPr>
         <w:lastRenderedPageBreak/>
         <w:drawing>
           <wp:anchor distT="0" distB="0" distL="114300" distR="114300" simplePos="0" relativeHeight="251673600" behindDoc="0" locked="0" layoutInCell="1" allowOverlap="1" wp14:anchorId="5D51AD68" wp14:editId="3D243CF0">
@@ -3553,7 +3770,15 @@
         <w:ind w:left="720"/>
       </w:pPr>
       <w:r>
-        <w:t xml:space="preserve">This feature includes : </w:t>
+        <w:t xml:space="preserve">This feature </w:t>
+      </w:r>
+      <w:proofErr w:type="gramStart"/>
+      <w:r>
+        <w:t>includes :</w:t>
+      </w:r>
+      <w:proofErr w:type="gramEnd"/>
+      <w:r>
+        <w:t xml:space="preserve"> </w:t>
       </w:r>
     </w:p>
     <w:p>
@@ -3652,12 +3877,14 @@
           <w:lang w:val="en-US"/>
         </w:rPr>
       </w:pPr>
+      <w:proofErr w:type="spellStart"/>
       <w:r>
         <w:rPr>
           <w:lang w:val="en-US"/>
         </w:rPr>
         <w:t>VendorDashboard.jsx</w:t>
       </w:r>
+      <w:proofErr w:type="spellEnd"/>
     </w:p>
     <w:p>
       <w:pPr>
@@ -3728,11 +3955,19 @@
           <w:lang w:val="en-US"/>
         </w:rPr>
       </w:pPr>
+      <w:proofErr w:type="spellStart"/>
       <w:r>
         <w:rPr>
           <w:lang w:val="en-US"/>
         </w:rPr>
-        <w:t>DemandRequest entity</w:t>
+        <w:t>DemandRequest</w:t>
+      </w:r>
+      <w:proofErr w:type="spellEnd"/>
+      <w:r>
+        <w:rPr>
+          <w:lang w:val="en-US"/>
+        </w:rPr>
+        <w:t xml:space="preserve"> entity</w:t>
       </w:r>
     </w:p>
     <w:p>
@@ -3748,11 +3983,19 @@
           <w:lang w:val="en-US"/>
         </w:rPr>
       </w:pPr>
+      <w:proofErr w:type="spellStart"/>
       <w:r>
         <w:rPr>
           <w:lang w:val="en-US"/>
         </w:rPr>
-        <w:t>DemandRequest APIs</w:t>
+        <w:t>DemandRequest</w:t>
+      </w:r>
+      <w:proofErr w:type="spellEnd"/>
+      <w:r>
+        <w:rPr>
+          <w:lang w:val="en-US"/>
+        </w:rPr>
+        <w:t xml:space="preserve"> APIs</w:t>
       </w:r>
     </w:p>
     <w:p>
@@ -3805,11 +4048,19 @@
           <w:lang w:val="en-US"/>
         </w:rPr>
       </w:pPr>
+      <w:proofErr w:type="spellStart"/>
       <w:r>
         <w:rPr>
           <w:lang w:val="en-US"/>
         </w:rPr>
-        <w:t>DemandRequest table storing:</w:t>
+        <w:t>DemandRequest</w:t>
+      </w:r>
+      <w:proofErr w:type="spellEnd"/>
+      <w:r>
+        <w:rPr>
+          <w:lang w:val="en-US"/>
+        </w:rPr>
+        <w:t xml:space="preserve"> table storing:</w:t>
       </w:r>
     </w:p>
     <w:p>
@@ -3825,12 +4076,14 @@
           <w:lang w:val="en-US"/>
         </w:rPr>
       </w:pPr>
+      <w:proofErr w:type="spellStart"/>
       <w:r>
         <w:rPr>
           <w:lang w:val="en-US"/>
         </w:rPr>
         <w:t>VendorId</w:t>
       </w:r>
+      <w:proofErr w:type="spellEnd"/>
     </w:p>
     <w:p>
       <w:pPr>
@@ -3845,12 +4098,14 @@
           <w:lang w:val="en-US"/>
         </w:rPr>
       </w:pPr>
+      <w:proofErr w:type="spellStart"/>
       <w:r>
         <w:rPr>
           <w:lang w:val="en-US"/>
         </w:rPr>
         <w:t>ProductId</w:t>
       </w:r>
+      <w:proofErr w:type="spellEnd"/>
     </w:p>
     <w:p>
       <w:pPr>
@@ -3865,12 +4120,14 @@
           <w:lang w:val="en-US"/>
         </w:rPr>
       </w:pPr>
+      <w:proofErr w:type="spellStart"/>
       <w:r>
         <w:rPr>
           <w:lang w:val="en-US"/>
         </w:rPr>
         <w:t>QuantityRequested</w:t>
       </w:r>
+      <w:proofErr w:type="spellEnd"/>
     </w:p>
     <w:p>
       <w:pPr>
@@ -3903,6 +4160,9 @@
     <w:p/>
     <w:p>
       <w:r>
+        <w:rPr>
+          <w:noProof/>
+        </w:rPr>
         <w:drawing>
           <wp:inline distT="0" distB="0" distL="0" distR="0" wp14:anchorId="27005B49" wp14:editId="1E856A48">
             <wp:extent cx="4096322" cy="1228896"/>
@@ -3942,6 +4202,9 @@
     </w:p>
     <w:p>
       <w:r>
+        <w:rPr>
+          <w:noProof/>
+        </w:rPr>
         <w:drawing>
           <wp:anchor distT="0" distB="0" distL="114300" distR="114300" simplePos="0" relativeHeight="251674624" behindDoc="0" locked="0" layoutInCell="1" allowOverlap="1" wp14:anchorId="19FE3FAD" wp14:editId="2E5080CC">
             <wp:simplePos x="0" y="0"/>
@@ -4045,8 +4308,13 @@
       </w:pPr>
       <w:r>
         <w:tab/>
-        <w:t>This design includes :</w:t>
-      </w:r>
+        <w:t xml:space="preserve">This design </w:t>
+      </w:r>
+      <w:proofErr w:type="gramStart"/>
+      <w:r>
+        <w:t>includes :</w:t>
+      </w:r>
+      <w:proofErr w:type="gramEnd"/>
     </w:p>
     <w:p>
       <w:pPr>
@@ -4183,8 +4451,16 @@
         <w:rPr>
           <w:lang w:val="en-US"/>
         </w:rPr>
-        <w:t>Create dispatch action in FarmerDashboard</w:t>
-      </w:r>
+        <w:t xml:space="preserve">Create dispatch action in </w:t>
+      </w:r>
+      <w:proofErr w:type="spellStart"/>
+      <w:r>
+        <w:rPr>
+          <w:lang w:val="en-US"/>
+        </w:rPr>
+        <w:t>FarmerDashboard</w:t>
+      </w:r>
+      <w:proofErr w:type="spellEnd"/>
     </w:p>
     <w:p>
       <w:pPr>
@@ -4205,8 +4481,16 @@
         <w:rPr>
           <w:lang w:val="en-US"/>
         </w:rPr>
-        <w:t>Incoming dispatch list in VendorDashboard</w:t>
-      </w:r>
+        <w:t xml:space="preserve">Incoming dispatch list in </w:t>
+      </w:r>
+      <w:proofErr w:type="spellStart"/>
+      <w:r>
+        <w:rPr>
+          <w:lang w:val="en-US"/>
+        </w:rPr>
+        <w:t>VendorDashboard</w:t>
+      </w:r>
+      <w:proofErr w:type="spellEnd"/>
     </w:p>
     <w:p>
       <w:pPr>
@@ -4283,12 +4567,14 @@
           <w:lang w:val="en-US"/>
         </w:rPr>
       </w:pPr>
+      <w:proofErr w:type="spellStart"/>
       <w:r>
         <w:rPr>
           <w:lang w:val="en-US"/>
         </w:rPr>
         <w:t>DispatchController</w:t>
       </w:r>
+      <w:proofErr w:type="spellEnd"/>
     </w:p>
     <w:p>
       <w:pPr>
@@ -4365,12 +4651,14 @@
           <w:lang w:val="en-US"/>
         </w:rPr>
       </w:pPr>
+      <w:proofErr w:type="spellStart"/>
       <w:r>
         <w:rPr>
           <w:lang w:val="en-US"/>
         </w:rPr>
         <w:t>FarmerId</w:t>
       </w:r>
+      <w:proofErr w:type="spellEnd"/>
     </w:p>
     <w:p>
       <w:pPr>
@@ -4387,12 +4675,14 @@
           <w:lang w:val="en-US"/>
         </w:rPr>
       </w:pPr>
+      <w:proofErr w:type="spellStart"/>
       <w:r>
         <w:rPr>
           <w:lang w:val="en-US"/>
         </w:rPr>
         <w:t>VendorId</w:t>
       </w:r>
+      <w:proofErr w:type="spellEnd"/>
     </w:p>
     <w:p>
       <w:pPr>
@@ -4409,12 +4699,14 @@
           <w:lang w:val="en-US"/>
         </w:rPr>
       </w:pPr>
+      <w:proofErr w:type="spellStart"/>
       <w:r>
         <w:rPr>
           <w:lang w:val="en-US"/>
         </w:rPr>
         <w:t>ProductId</w:t>
       </w:r>
+      <w:proofErr w:type="spellEnd"/>
     </w:p>
     <w:p>
       <w:pPr>
@@ -4453,12 +4745,14 @@
           <w:lang w:val="en-US"/>
         </w:rPr>
       </w:pPr>
+      <w:proofErr w:type="spellStart"/>
       <w:r>
         <w:rPr>
           <w:lang w:val="en-US"/>
         </w:rPr>
         <w:t>DispatchDate</w:t>
       </w:r>
+      <w:proofErr w:type="spellEnd"/>
     </w:p>
     <w:p>
       <w:pPr>
@@ -4475,12 +4769,14 @@
           <w:lang w:val="en-US"/>
         </w:rPr>
       </w:pPr>
+      <w:proofErr w:type="spellStart"/>
       <w:r>
         <w:rPr>
           <w:lang w:val="en-US"/>
         </w:rPr>
         <w:t>DeliveryStatus</w:t>
       </w:r>
+      <w:proofErr w:type="spellEnd"/>
     </w:p>
     <w:p>
       <w:pPr>
@@ -4495,6 +4791,7 @@
       </w:pPr>
       <w:r>
         <w:rPr>
+          <w:noProof/>
           <w:lang w:val="en-US"/>
         </w:rPr>
         <w:lastRenderedPageBreak/>
@@ -4645,6 +4942,9 @@
     <w:p/>
     <w:p>
       <w:r>
+        <w:rPr>
+          <w:noProof/>
+        </w:rPr>
         <w:drawing>
           <wp:anchor distT="0" distB="0" distL="114300" distR="114300" simplePos="0" relativeHeight="251675648" behindDoc="0" locked="0" layoutInCell="1" allowOverlap="1" wp14:anchorId="35956BE4" wp14:editId="45A8B74B">
             <wp:simplePos x="0" y="0"/>
@@ -4905,6 +5205,9 @@
         <w:tab/>
       </w:r>
       <w:r>
+        <w:rPr>
+          <w:noProof/>
+        </w:rPr>
         <w:drawing>
           <wp:anchor distT="0" distB="0" distL="114300" distR="114300" simplePos="0" relativeHeight="251665408" behindDoc="0" locked="0" layoutInCell="1" allowOverlap="1" wp14:anchorId="2F00FC42" wp14:editId="60DD4E81">
             <wp:simplePos x="0" y="0"/>
@@ -4960,6 +5263,9 @@
     <w:p/>
     <w:p>
       <w:r>
+        <w:rPr>
+          <w:noProof/>
+        </w:rPr>
         <w:drawing>
           <wp:anchor distT="0" distB="0" distL="114300" distR="114300" simplePos="0" relativeHeight="251666432" behindDoc="0" locked="0" layoutInCell="1" allowOverlap="1" wp14:anchorId="46404A5F" wp14:editId="1162505B">
             <wp:simplePos x="0" y="0"/>
@@ -5013,6 +5319,9 @@
     </w:p>
     <w:p>
       <w:r>
+        <w:rPr>
+          <w:noProof/>
+        </w:rPr>
         <w:drawing>
           <wp:anchor distT="0" distB="0" distL="114300" distR="114300" simplePos="0" relativeHeight="251667456" behindDoc="0" locked="0" layoutInCell="1" allowOverlap="1" wp14:anchorId="64B72049" wp14:editId="2468654E">
             <wp:simplePos x="0" y="0"/>
@@ -5072,6 +5381,9 @@
     </w:p>
     <w:p>
       <w:r>
+        <w:rPr>
+          <w:noProof/>
+        </w:rPr>
         <w:drawing>
           <wp:inline distT="0" distB="0" distL="0" distR="0" wp14:anchorId="1318521B" wp14:editId="27129E31">
             <wp:extent cx="771633" cy="1009791"/>
@@ -5130,7 +5442,15 @@
         </w:numPr>
       </w:pPr>
       <w:r>
-        <w:t>Backend and front end Architecture</w:t>
+        <w:t xml:space="preserve">Backend and </w:t>
+      </w:r>
+      <w:proofErr w:type="gramStart"/>
+      <w:r>
+        <w:t>front end</w:t>
+      </w:r>
+      <w:proofErr w:type="gramEnd"/>
+      <w:r>
+        <w:t xml:space="preserve"> Architecture</w:t>
       </w:r>
     </w:p>
     <w:p>
@@ -5630,6 +5950,7 @@
       <w:pPr>
         <w:ind w:firstLine="720"/>
       </w:pPr>
+      <w:proofErr w:type="gramStart"/>
       <w:r>
         <w:rPr>
           <w:b/>
@@ -5638,7 +5959,11 @@
         <w:t>Appendix</w:t>
       </w:r>
       <w:r>
-        <w:t xml:space="preserve"> : Ai prompt history</w:t>
+        <w:t xml:space="preserve"> :</w:t>
+      </w:r>
+      <w:proofErr w:type="gramEnd"/>
+      <w:r>
+        <w:t xml:space="preserve"> Ai prompt history</w:t>
       </w:r>
     </w:p>
     <w:p>
@@ -5676,7 +6001,6 @@
         <w:rPr>
           <w:rFonts w:asciiTheme="majorHAnsi" w:eastAsia="Aptos" w:hAnsiTheme="majorHAnsi" w:cs="Aptos"/>
         </w:rPr>
-        <w:lastRenderedPageBreak/>
         <w:t>Provide steps to develop ASP .NET project backend for role-based website.</w:t>
       </w:r>
     </w:p>
@@ -5692,7 +6016,21 @@
         <w:rPr>
           <w:rFonts w:asciiTheme="majorHAnsi" w:eastAsia="Aptos" w:hAnsiTheme="majorHAnsi" w:cs="Aptos"/>
         </w:rPr>
-        <w:t>Provide relevant dashboard ui to be included in a supply chain management system</w:t>
+        <w:t xml:space="preserve">Provide relevant dashboard </w:t>
+      </w:r>
+      <w:proofErr w:type="spellStart"/>
+      <w:r>
+        <w:rPr>
+          <w:rFonts w:asciiTheme="majorHAnsi" w:eastAsia="Aptos" w:hAnsiTheme="majorHAnsi" w:cs="Aptos"/>
+        </w:rPr>
+        <w:t>ui</w:t>
+      </w:r>
+      <w:proofErr w:type="spellEnd"/>
+      <w:r>
+        <w:rPr>
+          <w:rFonts w:asciiTheme="majorHAnsi" w:eastAsia="Aptos" w:hAnsiTheme="majorHAnsi" w:cs="Aptos"/>
+        </w:rPr>
+        <w:t xml:space="preserve"> to be included in a supply chain management system</w:t>
       </w:r>
     </w:p>
     <w:p/>
@@ -5984,17 +6322,57 @@
                 <w14:ligatures w14:val="none"/>
               </w:rPr>
             </w:pPr>
-            <w:r>
-              <w:rPr>
-                <w:rFonts w:ascii="Calibri" w:eastAsia="Times New Roman" w:hAnsi="Calibri" w:cs="Calibri"/>
-                <w:color w:val="000000"/>
-                <w:kern w:val="0"/>
-                <w:sz w:val="22"/>
-                <w:szCs w:val="22"/>
-                <w:lang w:val="en-US"/>
-                <w14:ligatures w14:val="none"/>
-              </w:rPr>
-              <w:t>Finalised research idea for FarmVendor application by defining the core problem and scope</w:t>
+            <w:proofErr w:type="spellStart"/>
+            <w:r>
+              <w:rPr>
+                <w:rFonts w:ascii="Calibri" w:eastAsia="Times New Roman" w:hAnsi="Calibri" w:cs="Calibri"/>
+                <w:color w:val="000000"/>
+                <w:kern w:val="0"/>
+                <w:sz w:val="22"/>
+                <w:szCs w:val="22"/>
+                <w:lang w:val="en-US"/>
+                <w14:ligatures w14:val="none"/>
+              </w:rPr>
+              <w:t>Finalised</w:t>
+            </w:r>
+            <w:proofErr w:type="spellEnd"/>
+            <w:r>
+              <w:rPr>
+                <w:rFonts w:ascii="Calibri" w:eastAsia="Times New Roman" w:hAnsi="Calibri" w:cs="Calibri"/>
+                <w:color w:val="000000"/>
+                <w:kern w:val="0"/>
+                <w:sz w:val="22"/>
+                <w:szCs w:val="22"/>
+                <w:lang w:val="en-US"/>
+                <w14:ligatures w14:val="none"/>
+              </w:rPr>
+              <w:t xml:space="preserve"> research idea for </w:t>
+            </w:r>
+            <w:proofErr w:type="spellStart"/>
+            <w:r>
+              <w:rPr>
+                <w:rFonts w:ascii="Calibri" w:eastAsia="Times New Roman" w:hAnsi="Calibri" w:cs="Calibri"/>
+                <w:color w:val="000000"/>
+                <w:kern w:val="0"/>
+                <w:sz w:val="22"/>
+                <w:szCs w:val="22"/>
+                <w:lang w:val="en-US"/>
+                <w14:ligatures w14:val="none"/>
+              </w:rPr>
+              <w:t>FarmVendor</w:t>
+            </w:r>
+            <w:proofErr w:type="spellEnd"/>
+            <w:r>
+              <w:rPr>
+                <w:rFonts w:ascii="Calibri" w:eastAsia="Times New Roman" w:hAnsi="Calibri" w:cs="Calibri"/>
+                <w:color w:val="000000"/>
+                <w:kern w:val="0"/>
+                <w:sz w:val="22"/>
+                <w:szCs w:val="22"/>
+                <w:lang w:val="en-US"/>
+                <w14:ligatures w14:val="none"/>
+              </w:rPr>
+              <w:t xml:space="preserve"> application by defining the core problem and scope</w:t>
             </w:r>
           </w:p>
         </w:tc>
@@ -6116,7 +6494,33 @@
                 <w:lang w:val="en-US"/>
                 <w14:ligatures w14:val="none"/>
               </w:rPr>
-              <w:t>Installed development tools: .NET SDK, VS Code, SQL Server LocalDB, Node.js (React)</w:t>
+              <w:t xml:space="preserve">Installed development tools: .NET SDK, VS Code, SQL Server </w:t>
+            </w:r>
+            <w:proofErr w:type="spellStart"/>
+            <w:r>
+              <w:rPr>
+                <w:rFonts w:ascii="Calibri" w:eastAsia="Times New Roman" w:hAnsi="Calibri" w:cs="Calibri"/>
+                <w:color w:val="000000"/>
+                <w:kern w:val="0"/>
+                <w:sz w:val="22"/>
+                <w:szCs w:val="22"/>
+                <w:lang w:val="en-US"/>
+                <w14:ligatures w14:val="none"/>
+              </w:rPr>
+              <w:t>LocalDB</w:t>
+            </w:r>
+            <w:proofErr w:type="spellEnd"/>
+            <w:r>
+              <w:rPr>
+                <w:rFonts w:ascii="Calibri" w:eastAsia="Times New Roman" w:hAnsi="Calibri" w:cs="Calibri"/>
+                <w:color w:val="000000"/>
+                <w:kern w:val="0"/>
+                <w:sz w:val="22"/>
+                <w:szCs w:val="22"/>
+                <w:lang w:val="en-US"/>
+                <w14:ligatures w14:val="none"/>
+              </w:rPr>
+              <w:t>, Node.js (React)</w:t>
             </w:r>
           </w:p>
         </w:tc>
@@ -6490,7 +6894,59 @@
                 <w:lang w:val="en-US"/>
                 <w14:ligatures w14:val="none"/>
               </w:rPr>
-              <w:t>Configured SQL Server LocalDB (FarmVendorDb)</w:t>
+              <w:t xml:space="preserve">Configured SQL Server </w:t>
+            </w:r>
+            <w:proofErr w:type="spellStart"/>
+            <w:r>
+              <w:rPr>
+                <w:rFonts w:ascii="Calibri" w:eastAsia="Times New Roman" w:hAnsi="Calibri" w:cs="Calibri"/>
+                <w:color w:val="000000"/>
+                <w:kern w:val="0"/>
+                <w:sz w:val="22"/>
+                <w:szCs w:val="22"/>
+                <w:lang w:val="en-US"/>
+                <w14:ligatures w14:val="none"/>
+              </w:rPr>
+              <w:t>LocalDB</w:t>
+            </w:r>
+            <w:proofErr w:type="spellEnd"/>
+            <w:r>
+              <w:rPr>
+                <w:rFonts w:ascii="Calibri" w:eastAsia="Times New Roman" w:hAnsi="Calibri" w:cs="Calibri"/>
+                <w:color w:val="000000"/>
+                <w:kern w:val="0"/>
+                <w:sz w:val="22"/>
+                <w:szCs w:val="22"/>
+                <w:lang w:val="en-US"/>
+                <w14:ligatures w14:val="none"/>
+              </w:rPr>
+              <w:t xml:space="preserve"> (</w:t>
+            </w:r>
+            <w:proofErr w:type="spellStart"/>
+            <w:r>
+              <w:rPr>
+                <w:rFonts w:ascii="Calibri" w:eastAsia="Times New Roman" w:hAnsi="Calibri" w:cs="Calibri"/>
+                <w:color w:val="000000"/>
+                <w:kern w:val="0"/>
+                <w:sz w:val="22"/>
+                <w:szCs w:val="22"/>
+                <w:lang w:val="en-US"/>
+                <w14:ligatures w14:val="none"/>
+              </w:rPr>
+              <w:t>FarmVendorDb</w:t>
+            </w:r>
+            <w:proofErr w:type="spellEnd"/>
+            <w:r>
+              <w:rPr>
+                <w:rFonts w:ascii="Calibri" w:eastAsia="Times New Roman" w:hAnsi="Calibri" w:cs="Calibri"/>
+                <w:color w:val="000000"/>
+                <w:kern w:val="0"/>
+                <w:sz w:val="22"/>
+                <w:szCs w:val="22"/>
+                <w:lang w:val="en-US"/>
+                <w14:ligatures w14:val="none"/>
+              </w:rPr>
+              <w:t>)</w:t>
             </w:r>
           </w:p>
         </w:tc>
@@ -7850,17 +8306,31 @@
                 <w14:ligatures w14:val="none"/>
               </w:rPr>
             </w:pPr>
-            <w:r>
-              <w:rPr>
-                <w:rFonts w:ascii="Calibri" w:eastAsia="Times New Roman" w:hAnsi="Calibri" w:cs="Calibri"/>
-                <w:color w:val="000000"/>
-                <w:kern w:val="0"/>
-                <w:sz w:val="22"/>
-                <w:szCs w:val="22"/>
-                <w:lang w:val="en-US"/>
-                <w14:ligatures w14:val="none"/>
-              </w:rPr>
-              <w:t>Finalised research proposal and submission</w:t>
+            <w:proofErr w:type="spellStart"/>
+            <w:r>
+              <w:rPr>
+                <w:rFonts w:ascii="Calibri" w:eastAsia="Times New Roman" w:hAnsi="Calibri" w:cs="Calibri"/>
+                <w:color w:val="000000"/>
+                <w:kern w:val="0"/>
+                <w:sz w:val="22"/>
+                <w:szCs w:val="22"/>
+                <w:lang w:val="en-US"/>
+                <w14:ligatures w14:val="none"/>
+              </w:rPr>
+              <w:t>Finalised</w:t>
+            </w:r>
+            <w:proofErr w:type="spellEnd"/>
+            <w:r>
+              <w:rPr>
+                <w:rFonts w:ascii="Calibri" w:eastAsia="Times New Roman" w:hAnsi="Calibri" w:cs="Calibri"/>
+                <w:color w:val="000000"/>
+                <w:kern w:val="0"/>
+                <w:sz w:val="22"/>
+                <w:szCs w:val="22"/>
+                <w:lang w:val="en-US"/>
+                <w14:ligatures w14:val="none"/>
+              </w:rPr>
+              <w:t xml:space="preserve"> research proposal and submission</w:t>
             </w:r>
           </w:p>
         </w:tc>
@@ -8350,17 +8820,45 @@
                 <w14:ligatures w14:val="none"/>
               </w:rPr>
             </w:pPr>
-            <w:r>
-              <w:rPr>
-                <w:rFonts w:ascii="Calibri" w:eastAsia="Times New Roman" w:hAnsi="Calibri" w:cs="Calibri"/>
-                <w:color w:val="000000"/>
-                <w:kern w:val="0"/>
-                <w:sz w:val="22"/>
-                <w:szCs w:val="22"/>
-                <w:lang w:val="en-US"/>
-                <w14:ligatures w14:val="none"/>
-              </w:rPr>
-              <w:t>Moved .gitignore to repository root and cleaned tracked artifacts</w:t>
+            <w:proofErr w:type="gramStart"/>
+            <w:r>
+              <w:rPr>
+                <w:rFonts w:ascii="Calibri" w:eastAsia="Times New Roman" w:hAnsi="Calibri" w:cs="Calibri"/>
+                <w:color w:val="000000"/>
+                <w:kern w:val="0"/>
+                <w:sz w:val="22"/>
+                <w:szCs w:val="22"/>
+                <w:lang w:val="en-US"/>
+                <w14:ligatures w14:val="none"/>
+              </w:rPr>
+              <w:t>Moved .</w:t>
+            </w:r>
+            <w:proofErr w:type="spellStart"/>
+            <w:r>
+              <w:rPr>
+                <w:rFonts w:ascii="Calibri" w:eastAsia="Times New Roman" w:hAnsi="Calibri" w:cs="Calibri"/>
+                <w:color w:val="000000"/>
+                <w:kern w:val="0"/>
+                <w:sz w:val="22"/>
+                <w:szCs w:val="22"/>
+                <w:lang w:val="en-US"/>
+                <w14:ligatures w14:val="none"/>
+              </w:rPr>
+              <w:t>gitignore</w:t>
+            </w:r>
+            <w:proofErr w:type="spellEnd"/>
+            <w:proofErr w:type="gramEnd"/>
+            <w:r>
+              <w:rPr>
+                <w:rFonts w:ascii="Calibri" w:eastAsia="Times New Roman" w:hAnsi="Calibri" w:cs="Calibri"/>
+                <w:color w:val="000000"/>
+                <w:kern w:val="0"/>
+                <w:sz w:val="22"/>
+                <w:szCs w:val="22"/>
+                <w:lang w:val="en-US"/>
+                <w14:ligatures w14:val="none"/>
+              </w:rPr>
+              <w:t xml:space="preserve"> to repository root and cleaned tracked artifacts</w:t>
             </w:r>
           </w:p>
         </w:tc>
@@ -8734,7 +9232,33 @@
                 <w:lang w:val="en-US"/>
                 <w14:ligatures w14:val="none"/>
               </w:rPr>
-              <w:t>Resolved Node.js and npm installation issues</w:t>
+              <w:t xml:space="preserve">Resolved Node.js and </w:t>
+            </w:r>
+            <w:proofErr w:type="spellStart"/>
+            <w:r>
+              <w:rPr>
+                <w:rFonts w:ascii="Calibri" w:eastAsia="Times New Roman" w:hAnsi="Calibri" w:cs="Calibri"/>
+                <w:color w:val="000000"/>
+                <w:kern w:val="0"/>
+                <w:sz w:val="22"/>
+                <w:szCs w:val="22"/>
+                <w:lang w:val="en-US"/>
+                <w14:ligatures w14:val="none"/>
+              </w:rPr>
+              <w:t>npm</w:t>
+            </w:r>
+            <w:proofErr w:type="spellEnd"/>
+            <w:r>
+              <w:rPr>
+                <w:rFonts w:ascii="Calibri" w:eastAsia="Times New Roman" w:hAnsi="Calibri" w:cs="Calibri"/>
+                <w:color w:val="000000"/>
+                <w:kern w:val="0"/>
+                <w:sz w:val="22"/>
+                <w:szCs w:val="22"/>
+                <w:lang w:val="en-US"/>
+                <w14:ligatures w14:val="none"/>
+              </w:rPr>
+              <w:t xml:space="preserve"> installation issues</w:t>
             </w:r>
           </w:p>
         </w:tc>
@@ -8782,7 +9306,6 @@
                 <w:lang w:val="en-US"/>
                 <w14:ligatures w14:val="none"/>
               </w:rPr>
-              <w:lastRenderedPageBreak/>
               <w:t>8-Feb</w:t>
             </w:r>
           </w:p>
@@ -8861,7 +9384,111 @@
                 <w:lang w:val="en-US"/>
                 <w14:ligatures w14:val="none"/>
               </w:rPr>
-              <w:t>Implemented Login.jsx, Register.jsx, FarmerDashboard.jsx, App.jsx and dashboard styling</w:t>
+              <w:t xml:space="preserve">Implemented </w:t>
+            </w:r>
+            <w:proofErr w:type="spellStart"/>
+            <w:r>
+              <w:rPr>
+                <w:rFonts w:ascii="Calibri" w:eastAsia="Times New Roman" w:hAnsi="Calibri" w:cs="Calibri"/>
+                <w:color w:val="000000"/>
+                <w:kern w:val="0"/>
+                <w:sz w:val="22"/>
+                <w:szCs w:val="22"/>
+                <w:lang w:val="en-US"/>
+                <w14:ligatures w14:val="none"/>
+              </w:rPr>
+              <w:t>Login.jsx</w:t>
+            </w:r>
+            <w:proofErr w:type="spellEnd"/>
+            <w:r>
+              <w:rPr>
+                <w:rFonts w:ascii="Calibri" w:eastAsia="Times New Roman" w:hAnsi="Calibri" w:cs="Calibri"/>
+                <w:color w:val="000000"/>
+                <w:kern w:val="0"/>
+                <w:sz w:val="22"/>
+                <w:szCs w:val="22"/>
+                <w:lang w:val="en-US"/>
+                <w14:ligatures w14:val="none"/>
+              </w:rPr>
+              <w:t xml:space="preserve">, </w:t>
+            </w:r>
+            <w:proofErr w:type="spellStart"/>
+            <w:r>
+              <w:rPr>
+                <w:rFonts w:ascii="Calibri" w:eastAsia="Times New Roman" w:hAnsi="Calibri" w:cs="Calibri"/>
+                <w:color w:val="000000"/>
+                <w:kern w:val="0"/>
+                <w:sz w:val="22"/>
+                <w:szCs w:val="22"/>
+                <w:lang w:val="en-US"/>
+                <w14:ligatures w14:val="none"/>
+              </w:rPr>
+              <w:t>Register.jsx</w:t>
+            </w:r>
+            <w:proofErr w:type="spellEnd"/>
+            <w:r>
+              <w:rPr>
+                <w:rFonts w:ascii="Calibri" w:eastAsia="Times New Roman" w:hAnsi="Calibri" w:cs="Calibri"/>
+                <w:color w:val="000000"/>
+                <w:kern w:val="0"/>
+                <w:sz w:val="22"/>
+                <w:szCs w:val="22"/>
+                <w:lang w:val="en-US"/>
+                <w14:ligatures w14:val="none"/>
+              </w:rPr>
+              <w:t xml:space="preserve">, </w:t>
+            </w:r>
+            <w:proofErr w:type="spellStart"/>
+            <w:r>
+              <w:rPr>
+                <w:rFonts w:ascii="Calibri" w:eastAsia="Times New Roman" w:hAnsi="Calibri" w:cs="Calibri"/>
+                <w:color w:val="000000"/>
+                <w:kern w:val="0"/>
+                <w:sz w:val="22"/>
+                <w:szCs w:val="22"/>
+                <w:lang w:val="en-US"/>
+                <w14:ligatures w14:val="none"/>
+              </w:rPr>
+              <w:t>FarmerDashboard.jsx</w:t>
+            </w:r>
+            <w:proofErr w:type="spellEnd"/>
+            <w:r>
+              <w:rPr>
+                <w:rFonts w:ascii="Calibri" w:eastAsia="Times New Roman" w:hAnsi="Calibri" w:cs="Calibri"/>
+                <w:color w:val="000000"/>
+                <w:kern w:val="0"/>
+                <w:sz w:val="22"/>
+                <w:szCs w:val="22"/>
+                <w:lang w:val="en-US"/>
+                <w14:ligatures w14:val="none"/>
+              </w:rPr>
+              <w:t xml:space="preserve">, </w:t>
+            </w:r>
+            <w:proofErr w:type="spellStart"/>
+            <w:r>
+              <w:rPr>
+                <w:rFonts w:ascii="Calibri" w:eastAsia="Times New Roman" w:hAnsi="Calibri" w:cs="Calibri"/>
+                <w:color w:val="000000"/>
+                <w:kern w:val="0"/>
+                <w:sz w:val="22"/>
+                <w:szCs w:val="22"/>
+                <w:lang w:val="en-US"/>
+                <w14:ligatures w14:val="none"/>
+              </w:rPr>
+              <w:t>App.jsx</w:t>
+            </w:r>
+            <w:proofErr w:type="spellEnd"/>
+            <w:r>
+              <w:rPr>
+                <w:rFonts w:ascii="Calibri" w:eastAsia="Times New Roman" w:hAnsi="Calibri" w:cs="Calibri"/>
+                <w:color w:val="000000"/>
+                <w:kern w:val="0"/>
+                <w:sz w:val="22"/>
+                <w:szCs w:val="22"/>
+                <w:lang w:val="en-US"/>
+                <w14:ligatures w14:val="none"/>
+              </w:rPr>
+              <w:t xml:space="preserve"> and dashboard styling</w:t>
             </w:r>
           </w:p>
         </w:tc>
@@ -8983,8 +9610,22 @@
                 <w:lang w:val="en-US"/>
                 <w14:ligatures w14:val="none"/>
               </w:rPr>
-              <w:t>Modified routing in App.jsx</w:t>
-            </w:r>
+              <w:t xml:space="preserve">Modified routing in </w:t>
+            </w:r>
+            <w:proofErr w:type="spellStart"/>
+            <w:r>
+              <w:rPr>
+                <w:rFonts w:ascii="Calibri" w:eastAsia="Times New Roman" w:hAnsi="Calibri" w:cs="Calibri"/>
+                <w:color w:val="000000"/>
+                <w:kern w:val="0"/>
+                <w:sz w:val="22"/>
+                <w:szCs w:val="22"/>
+                <w:lang w:val="en-US"/>
+                <w14:ligatures w14:val="none"/>
+              </w:rPr>
+              <w:t>App.jsx</w:t>
+            </w:r>
+            <w:proofErr w:type="spellEnd"/>
           </w:p>
         </w:tc>
       </w:tr>
@@ -9109,7 +9750,33 @@
                 <w:lang w:val="en-US"/>
                 <w14:ligatures w14:val="none"/>
               </w:rPr>
-              <w:t>Implemented VendorDashboard.jsx and updated routing</w:t>
+              <w:t xml:space="preserve">Implemented </w:t>
+            </w:r>
+            <w:proofErr w:type="spellStart"/>
+            <w:r>
+              <w:rPr>
+                <w:rFonts w:ascii="Calibri" w:eastAsia="Times New Roman" w:hAnsi="Calibri" w:cs="Calibri"/>
+                <w:color w:val="000000"/>
+                <w:kern w:val="0"/>
+                <w:sz w:val="22"/>
+                <w:szCs w:val="22"/>
+                <w:lang w:val="en-US"/>
+                <w14:ligatures w14:val="none"/>
+              </w:rPr>
+              <w:t>VendorDashboard.jsx</w:t>
+            </w:r>
+            <w:proofErr w:type="spellEnd"/>
+            <w:r>
+              <w:rPr>
+                <w:rFonts w:ascii="Calibri" w:eastAsia="Times New Roman" w:hAnsi="Calibri" w:cs="Calibri"/>
+                <w:color w:val="000000"/>
+                <w:kern w:val="0"/>
+                <w:sz w:val="22"/>
+                <w:szCs w:val="22"/>
+                <w:lang w:val="en-US"/>
+                <w14:ligatures w14:val="none"/>
+              </w:rPr>
+              <w:t xml:space="preserve"> and updated routing</w:t>
             </w:r>
           </w:p>
         </w:tc>
@@ -9153,6 +9820,7 @@
                 <w:lang w:val="en-US"/>
                 <w14:ligatures w14:val="none"/>
               </w:rPr>
+              <w:lastRenderedPageBreak/>
               <w:t> </w:t>
             </w:r>
           </w:p>
@@ -9971,7 +10639,33 @@
                 <w:lang w:val="en-US"/>
                 <w14:ligatures w14:val="none"/>
               </w:rPr>
-              <w:t>Created SQL Server LocalDB database using migrations</w:t>
+              <w:t xml:space="preserve">Created SQL Server </w:t>
+            </w:r>
+            <w:proofErr w:type="spellStart"/>
+            <w:r>
+              <w:rPr>
+                <w:rFonts w:ascii="Calibri" w:eastAsia="Times New Roman" w:hAnsi="Calibri" w:cs="Calibri"/>
+                <w:color w:val="000000"/>
+                <w:kern w:val="0"/>
+                <w:sz w:val="22"/>
+                <w:szCs w:val="22"/>
+                <w:lang w:val="en-US"/>
+                <w14:ligatures w14:val="none"/>
+              </w:rPr>
+              <w:t>LocalDB</w:t>
+            </w:r>
+            <w:proofErr w:type="spellEnd"/>
+            <w:r>
+              <w:rPr>
+                <w:rFonts w:ascii="Calibri" w:eastAsia="Times New Roman" w:hAnsi="Calibri" w:cs="Calibri"/>
+                <w:color w:val="000000"/>
+                <w:kern w:val="0"/>
+                <w:sz w:val="22"/>
+                <w:szCs w:val="22"/>
+                <w:lang w:val="en-US"/>
+                <w14:ligatures w14:val="none"/>
+              </w:rPr>
+              <w:t xml:space="preserve"> database using migrations</w:t>
             </w:r>
           </w:p>
         </w:tc>
@@ -10097,7 +10791,33 @@
                 <w:lang w:val="en-US"/>
                 <w14:ligatures w14:val="none"/>
               </w:rPr>
-              <w:t>Resolved Vite environment loading issues</w:t>
+              <w:t xml:space="preserve">Resolved </w:t>
+            </w:r>
+            <w:proofErr w:type="spellStart"/>
+            <w:r>
+              <w:rPr>
+                <w:rFonts w:ascii="Calibri" w:eastAsia="Times New Roman" w:hAnsi="Calibri" w:cs="Calibri"/>
+                <w:color w:val="000000"/>
+                <w:kern w:val="0"/>
+                <w:sz w:val="22"/>
+                <w:szCs w:val="22"/>
+                <w:lang w:val="en-US"/>
+                <w14:ligatures w14:val="none"/>
+              </w:rPr>
+              <w:t>Vite</w:t>
+            </w:r>
+            <w:proofErr w:type="spellEnd"/>
+            <w:r>
+              <w:rPr>
+                <w:rFonts w:ascii="Calibri" w:eastAsia="Times New Roman" w:hAnsi="Calibri" w:cs="Calibri"/>
+                <w:color w:val="000000"/>
+                <w:kern w:val="0"/>
+                <w:sz w:val="22"/>
+                <w:szCs w:val="22"/>
+                <w:lang w:val="en-US"/>
+                <w14:ligatures w14:val="none"/>
+              </w:rPr>
+              <w:t xml:space="preserve"> environment loading issues</w:t>
             </w:r>
           </w:p>
         </w:tc>
@@ -10589,7 +11309,33 @@
                 <w:lang w:val="en-US"/>
                 <w14:ligatures w14:val="none"/>
               </w:rPr>
-              <w:t>Fixed RelationshipStats FK constraint issue and recreated database</w:t>
+              <w:t xml:space="preserve">Fixed </w:t>
+            </w:r>
+            <w:proofErr w:type="spellStart"/>
+            <w:r>
+              <w:rPr>
+                <w:rFonts w:ascii="Calibri" w:eastAsia="Times New Roman" w:hAnsi="Calibri" w:cs="Calibri"/>
+                <w:color w:val="000000"/>
+                <w:kern w:val="0"/>
+                <w:sz w:val="22"/>
+                <w:szCs w:val="22"/>
+                <w:lang w:val="en-US"/>
+                <w14:ligatures w14:val="none"/>
+              </w:rPr>
+              <w:t>RelationshipStats</w:t>
+            </w:r>
+            <w:proofErr w:type="spellEnd"/>
+            <w:r>
+              <w:rPr>
+                <w:rFonts w:ascii="Calibri" w:eastAsia="Times New Roman" w:hAnsi="Calibri" w:cs="Calibri"/>
+                <w:color w:val="000000"/>
+                <w:kern w:val="0"/>
+                <w:sz w:val="22"/>
+                <w:szCs w:val="22"/>
+                <w:lang w:val="en-US"/>
+                <w14:ligatures w14:val="none"/>
+              </w:rPr>
+              <w:t xml:space="preserve"> FK constraint issue and recreated database</w:t>
             </w:r>
           </w:p>
         </w:tc>
@@ -10711,8 +11457,48 @@
                 <w:lang w:val="en-US"/>
                 <w14:ligatures w14:val="none"/>
               </w:rPr>
-              <w:t>Created MVP schema: Product, DemandRequest, Dispatch, RelationshipStat</w:t>
-            </w:r>
+              <w:t xml:space="preserve">Created MVP schema: Product, </w:t>
+            </w:r>
+            <w:proofErr w:type="spellStart"/>
+            <w:r>
+              <w:rPr>
+                <w:rFonts w:ascii="Calibri" w:eastAsia="Times New Roman" w:hAnsi="Calibri" w:cs="Calibri"/>
+                <w:color w:val="000000"/>
+                <w:kern w:val="0"/>
+                <w:sz w:val="22"/>
+                <w:szCs w:val="22"/>
+                <w:lang w:val="en-US"/>
+                <w14:ligatures w14:val="none"/>
+              </w:rPr>
+              <w:t>DemandRequest</w:t>
+            </w:r>
+            <w:proofErr w:type="spellEnd"/>
+            <w:r>
+              <w:rPr>
+                <w:rFonts w:ascii="Calibri" w:eastAsia="Times New Roman" w:hAnsi="Calibri" w:cs="Calibri"/>
+                <w:color w:val="000000"/>
+                <w:kern w:val="0"/>
+                <w:sz w:val="22"/>
+                <w:szCs w:val="22"/>
+                <w:lang w:val="en-US"/>
+                <w14:ligatures w14:val="none"/>
+              </w:rPr>
+              <w:t xml:space="preserve">, Dispatch, </w:t>
+            </w:r>
+            <w:proofErr w:type="spellStart"/>
+            <w:r>
+              <w:rPr>
+                <w:rFonts w:ascii="Calibri" w:eastAsia="Times New Roman" w:hAnsi="Calibri" w:cs="Calibri"/>
+                <w:color w:val="000000"/>
+                <w:kern w:val="0"/>
+                <w:sz w:val="22"/>
+                <w:szCs w:val="22"/>
+                <w:lang w:val="en-US"/>
+                <w14:ligatures w14:val="none"/>
+              </w:rPr>
+              <w:t>RelationshipStat</w:t>
+            </w:r>
+            <w:proofErr w:type="spellEnd"/>
           </w:p>
         </w:tc>
       </w:tr>
@@ -10833,7 +11619,33 @@
                 <w:lang w:val="en-US"/>
                 <w14:ligatures w14:val="none"/>
               </w:rPr>
-              <w:t>Implemented InventoryLot table</w:t>
+              <w:t xml:space="preserve">Implemented </w:t>
+            </w:r>
+            <w:proofErr w:type="spellStart"/>
+            <w:r>
+              <w:rPr>
+                <w:rFonts w:ascii="Calibri" w:eastAsia="Times New Roman" w:hAnsi="Calibri" w:cs="Calibri"/>
+                <w:color w:val="000000"/>
+                <w:kern w:val="0"/>
+                <w:sz w:val="22"/>
+                <w:szCs w:val="22"/>
+                <w:lang w:val="en-US"/>
+                <w14:ligatures w14:val="none"/>
+              </w:rPr>
+              <w:t>InventoryLot</w:t>
+            </w:r>
+            <w:proofErr w:type="spellEnd"/>
+            <w:r>
+              <w:rPr>
+                <w:rFonts w:ascii="Calibri" w:eastAsia="Times New Roman" w:hAnsi="Calibri" w:cs="Calibri"/>
+                <w:color w:val="000000"/>
+                <w:kern w:val="0"/>
+                <w:sz w:val="22"/>
+                <w:szCs w:val="22"/>
+                <w:lang w:val="en-US"/>
+                <w14:ligatures w14:val="none"/>
+              </w:rPr>
+              <w:t xml:space="preserve"> table</w:t>
             </w:r>
           </w:p>
         </w:tc>
@@ -11077,7 +11889,33 @@
                 <w:lang w:val="en-US"/>
                 <w14:ligatures w14:val="none"/>
               </w:rPr>
-              <w:t>Updated FarmerDashboard with real DB data</w:t>
+              <w:t xml:space="preserve">Updated </w:t>
+            </w:r>
+            <w:proofErr w:type="spellStart"/>
+            <w:r>
+              <w:rPr>
+                <w:rFonts w:ascii="Calibri" w:eastAsia="Times New Roman" w:hAnsi="Calibri" w:cs="Calibri"/>
+                <w:color w:val="000000"/>
+                <w:kern w:val="0"/>
+                <w:sz w:val="22"/>
+                <w:szCs w:val="22"/>
+                <w:lang w:val="en-US"/>
+                <w14:ligatures w14:val="none"/>
+              </w:rPr>
+              <w:t>FarmerDashboard</w:t>
+            </w:r>
+            <w:proofErr w:type="spellEnd"/>
+            <w:r>
+              <w:rPr>
+                <w:rFonts w:ascii="Calibri" w:eastAsia="Times New Roman" w:hAnsi="Calibri" w:cs="Calibri"/>
+                <w:color w:val="000000"/>
+                <w:kern w:val="0"/>
+                <w:sz w:val="22"/>
+                <w:szCs w:val="22"/>
+                <w:lang w:val="en-US"/>
+                <w14:ligatures w14:val="none"/>
+              </w:rPr>
+              <w:t xml:space="preserve"> with real DB data</w:t>
             </w:r>
           </w:p>
         </w:tc>
@@ -11451,8 +12289,100 @@
                 <w:lang w:val="en-US"/>
                 <w14:ligatures w14:val="none"/>
               </w:rPr>
-              <w:t>Created API endpoint POST /api/farmer/inventorylots using CreateInventoryLotDto and InventoryLotsController</w:t>
-            </w:r>
+              <w:t>Created API endpoint POST /</w:t>
+            </w:r>
+            <w:proofErr w:type="spellStart"/>
+            <w:r>
+              <w:rPr>
+                <w:rFonts w:ascii="Calibri" w:eastAsia="Times New Roman" w:hAnsi="Calibri" w:cs="Calibri"/>
+                <w:color w:val="000000"/>
+                <w:kern w:val="0"/>
+                <w:sz w:val="22"/>
+                <w:szCs w:val="22"/>
+                <w:lang w:val="en-US"/>
+                <w14:ligatures w14:val="none"/>
+              </w:rPr>
+              <w:t>api</w:t>
+            </w:r>
+            <w:proofErr w:type="spellEnd"/>
+            <w:r>
+              <w:rPr>
+                <w:rFonts w:ascii="Calibri" w:eastAsia="Times New Roman" w:hAnsi="Calibri" w:cs="Calibri"/>
+                <w:color w:val="000000"/>
+                <w:kern w:val="0"/>
+                <w:sz w:val="22"/>
+                <w:szCs w:val="22"/>
+                <w:lang w:val="en-US"/>
+                <w14:ligatures w14:val="none"/>
+              </w:rPr>
+              <w:t>/farmer/</w:t>
+            </w:r>
+            <w:proofErr w:type="spellStart"/>
+            <w:r>
+              <w:rPr>
+                <w:rFonts w:ascii="Calibri" w:eastAsia="Times New Roman" w:hAnsi="Calibri" w:cs="Calibri"/>
+                <w:color w:val="000000"/>
+                <w:kern w:val="0"/>
+                <w:sz w:val="22"/>
+                <w:szCs w:val="22"/>
+                <w:lang w:val="en-US"/>
+                <w14:ligatures w14:val="none"/>
+              </w:rPr>
+              <w:t>inventorylots</w:t>
+            </w:r>
+            <w:proofErr w:type="spellEnd"/>
+            <w:r>
+              <w:rPr>
+                <w:rFonts w:ascii="Calibri" w:eastAsia="Times New Roman" w:hAnsi="Calibri" w:cs="Calibri"/>
+                <w:color w:val="000000"/>
+                <w:kern w:val="0"/>
+                <w:sz w:val="22"/>
+                <w:szCs w:val="22"/>
+                <w:lang w:val="en-US"/>
+                <w14:ligatures w14:val="none"/>
+              </w:rPr>
+              <w:t xml:space="preserve"> using </w:t>
+            </w:r>
+            <w:proofErr w:type="spellStart"/>
+            <w:r>
+              <w:rPr>
+                <w:rFonts w:ascii="Calibri" w:eastAsia="Times New Roman" w:hAnsi="Calibri" w:cs="Calibri"/>
+                <w:color w:val="000000"/>
+                <w:kern w:val="0"/>
+                <w:sz w:val="22"/>
+                <w:szCs w:val="22"/>
+                <w:lang w:val="en-US"/>
+                <w14:ligatures w14:val="none"/>
+              </w:rPr>
+              <w:t>CreateInventoryLotDto</w:t>
+            </w:r>
+            <w:proofErr w:type="spellEnd"/>
+            <w:r>
+              <w:rPr>
+                <w:rFonts w:ascii="Calibri" w:eastAsia="Times New Roman" w:hAnsi="Calibri" w:cs="Calibri"/>
+                <w:color w:val="000000"/>
+                <w:kern w:val="0"/>
+                <w:sz w:val="22"/>
+                <w:szCs w:val="22"/>
+                <w:lang w:val="en-US"/>
+                <w14:ligatures w14:val="none"/>
+              </w:rPr>
+              <w:t xml:space="preserve"> and </w:t>
+            </w:r>
+            <w:proofErr w:type="spellStart"/>
+            <w:r>
+              <w:rPr>
+                <w:rFonts w:ascii="Calibri" w:eastAsia="Times New Roman" w:hAnsi="Calibri" w:cs="Calibri"/>
+                <w:color w:val="000000"/>
+                <w:kern w:val="0"/>
+                <w:sz w:val="22"/>
+                <w:szCs w:val="22"/>
+                <w:lang w:val="en-US"/>
+                <w14:ligatures w14:val="none"/>
+              </w:rPr>
+              <w:t>InventoryLotsController</w:t>
+            </w:r>
+            <w:proofErr w:type="spellEnd"/>
           </w:p>
         </w:tc>
       </w:tr>
@@ -11760,22 +12690,37 @@
         </w:rPr>
         <w:t xml:space="preserve"> would like to thank our Professor, Padmapriya </w:t>
       </w:r>
+      <w:proofErr w:type="spellStart"/>
       <w:r>
         <w:rPr>
           <w:rFonts w:asciiTheme="majorHAnsi" w:eastAsia="Aptos" w:hAnsiTheme="majorHAnsi" w:cs="Aptos"/>
         </w:rPr>
-        <w:t xml:space="preserve">Arasanipalai </w:t>
-      </w:r>
+        <w:t>Arasanipalai</w:t>
+      </w:r>
+      <w:proofErr w:type="spellEnd"/>
       <w:r>
         <w:rPr>
           <w:rFonts w:asciiTheme="majorHAnsi" w:eastAsia="Aptos" w:hAnsiTheme="majorHAnsi" w:cs="Aptos"/>
         </w:rPr>
-        <w:t>Kandhadai, the institution, Douglas College for the opportunity to design and present this project.</w:t>
-      </w:r>
-    </w:p>
-    <w:p>
-      <w:r>
-        <w:lastRenderedPageBreak/>
+        <w:t xml:space="preserve"> </w:t>
+      </w:r>
+      <w:proofErr w:type="spellStart"/>
+      <w:r>
+        <w:rPr>
+          <w:rFonts w:asciiTheme="majorHAnsi" w:eastAsia="Aptos" w:hAnsiTheme="majorHAnsi" w:cs="Aptos"/>
+        </w:rPr>
+        <w:t>Kandhadai</w:t>
+      </w:r>
+      <w:proofErr w:type="spellEnd"/>
+      <w:r>
+        <w:rPr>
+          <w:rFonts w:asciiTheme="majorHAnsi" w:eastAsia="Aptos" w:hAnsiTheme="majorHAnsi" w:cs="Aptos"/>
+        </w:rPr>
+        <w:t>, the institution, Douglas College for the opportunity to design and present this project.</w:t>
+      </w:r>
+    </w:p>
+    <w:p>
+      <w:r>
         <w:tab/>
       </w:r>
     </w:p>
@@ -11810,6 +12755,7 @@
         <w:ind w:left="360"/>
       </w:pPr>
       <w:r>
+        <w:lastRenderedPageBreak/>
         <w:t xml:space="preserve">FarmLogs. (2024). </w:t>
       </w:r>
       <w:r>
@@ -11835,15 +12781,29 @@
       <w:pPr>
         <w:ind w:left="360"/>
       </w:pPr>
-      <w:r>
-        <w:t xml:space="preserve">CropIn Technology Solutions. (2024). </w:t>
-      </w:r>
+      <w:proofErr w:type="spellStart"/>
+      <w:r>
+        <w:t>CropIn</w:t>
+      </w:r>
+      <w:proofErr w:type="spellEnd"/>
+      <w:r>
+        <w:t xml:space="preserve"> Technology Solutions. (2024). </w:t>
+      </w:r>
+      <w:proofErr w:type="spellStart"/>
       <w:r>
         <w:rPr>
           <w:i/>
           <w:iCs/>
         </w:rPr>
-        <w:t>CropIn smart farm management platform</w:t>
+        <w:t>CropIn</w:t>
+      </w:r>
+      <w:proofErr w:type="spellEnd"/>
+      <w:r>
+        <w:rPr>
+          <w:i/>
+          <w:iCs/>
+        </w:rPr>
+        <w:t xml:space="preserve"> smart farm management platform</w:t>
       </w:r>
       <w:r>
         <w:t xml:space="preserve"> [Mobile application]. </w:t>
@@ -11913,7 +12873,7 @@
 </file>
 
 <file path=word/endnotes.xml><?xml version="1.0" encoding="utf-8"?>
-<w:endnotes xmlns:wpc="http://schemas.microsoft.com/office/word/2010/wordprocessingCanvas" xmlns:cx="http://schemas.microsoft.com/office/drawing/2014/chartex" xmlns:cx1="http://schemas.microsoft.com/office/drawing/2015/9/8/chartex" xmlns:cx2="http://schemas.microsoft.com/office/drawing/2015/10/21/chartex" xmlns:cx3="http://schemas.microsoft.com/office/drawing/2016/5/9/chartex" xmlns:cx4="http://schemas.microsoft.com/office/drawing/2016/5/10/chartex" xmlns:cx5="http://schemas.microsoft.com/office/drawing/2016/5/11/chartex" xmlns:cx6="http://schemas.microsoft.com/office/drawing/2016/5/12/chartex" xmlns:cx7="http://schemas.microsoft.com/office/drawing/2016/5/13/chartex" xmlns:cx8="http://schemas.microsoft.com/office/drawing/2016/5/14/chartex" xmlns:mc="http://schemas.openxmlformats.org/markup-compatibility/2006" xmlns:aink="http://schemas.microsoft.com/office/drawing/2016/ink" xmlns:am3d="http://schemas.microsoft.com/office/drawing/2017/model3d" xmlns:o="urn:schemas-microsoft-com:office:office" xmlns:oel="http://schemas.microsoft.com/office/2019/extlst" xmlns:r="http://schemas.openxmlformats.org/officeDocument/2006/relationships" xmlns:m="http://schemas.openxmlformats.org/officeDocument/2006/math" xmlns:v="urn:schemas-microsoft-com:vml" xmlns:wp14="http://schemas.microsoft.com/office/word/2010/wordprocessingDrawing" xmlns:wp="http://schemas.openxmlformats.org/drawingml/2006/wordprocessingDrawing" xmlns:w10="urn:schemas-microsoft-com:office:word" xmlns:w="http://schemas.openxmlformats.org/wordprocessingml/2006/main" xmlns:w14="http://schemas.microsoft.com/office/word/2010/wordml" xmlns:w15="http://schemas.microsoft.com/office/word/2012/wordml" xmlns:w16cex="http://schemas.microsoft.com/office/word/2018/wordml/cex" xmlns:w16cid="http://schemas.microsoft.com/office/word/2016/wordml/cid" xmlns:w16="http://schemas.microsoft.com/office/word/2018/wordml" xmlns:w16du="http://schemas.microsoft.com/office/word/2023/wordml/word16du" xmlns:w16sdtdh="http://schemas.microsoft.com/office/word/2020/wordml/sdtdatahash" xmlns:w16sdtfl="http://schemas.microsoft.com/office/word/2024/wordml/sdtformatlock" xmlns:w16se="http://schemas.microsoft.com/office/word/2015/wordml/symex" xmlns:wpg="http://schemas.microsoft.com/office/word/2010/wordprocessingGroup" xmlns:wpi="http://schemas.microsoft.com/office/word/2010/wordprocessingInk" xmlns:wne="http://schemas.microsoft.com/office/word/2006/wordml" xmlns:wps="http://schemas.microsoft.com/office/word/2010/wordprocessingShape" mc:Ignorable="w14 w15 w16se w16cid w16 w16cex w16sdtdh w16sdtfl w16du wp14">
+<w:endnotes xmlns:wpc="http://schemas.microsoft.com/office/word/2010/wordprocessingCanvas" xmlns:cx="http://schemas.microsoft.com/office/drawing/2014/chartex" xmlns:cx1="http://schemas.microsoft.com/office/drawing/2015/9/8/chartex" xmlns:cx2="http://schemas.microsoft.com/office/drawing/2015/10/21/chartex" xmlns:cx3="http://schemas.microsoft.com/office/drawing/2016/5/9/chartex" xmlns:cx4="http://schemas.microsoft.com/office/drawing/2016/5/10/chartex" xmlns:cx5="http://schemas.microsoft.com/office/drawing/2016/5/11/chartex" xmlns:cx6="http://schemas.microsoft.com/office/drawing/2016/5/12/chartex" xmlns:cx7="http://schemas.microsoft.com/office/drawing/2016/5/13/chartex" xmlns:cx8="http://schemas.microsoft.com/office/drawing/2016/5/14/chartex" xmlns:mc="http://schemas.openxmlformats.org/markup-compatibility/2006" xmlns:aink="http://schemas.microsoft.com/office/drawing/2016/ink" xmlns:am3d="http://schemas.microsoft.com/office/drawing/2017/model3d" xmlns:o="urn:schemas-microsoft-com:office:office" xmlns:oel="http://schemas.microsoft.com/office/2019/extlst" xmlns:r="http://schemas.openxmlformats.org/officeDocument/2006/relationships" xmlns:m="http://schemas.openxmlformats.org/officeDocument/2006/math" xmlns:v="urn:schemas-microsoft-com:vml" xmlns:wp14="http://schemas.microsoft.com/office/word/2010/wordprocessingDrawing" xmlns:wp="http://schemas.openxmlformats.org/drawingml/2006/wordprocessingDrawing" xmlns:w10="urn:schemas-microsoft-com:office:word" xmlns:w="http://schemas.openxmlformats.org/wordprocessingml/2006/main" xmlns:w14="http://schemas.microsoft.com/office/word/2010/wordml" xmlns:w15="http://schemas.microsoft.com/office/word/2012/wordml" xmlns:w16cex="http://schemas.microsoft.com/office/word/2018/wordml/cex" xmlns:w16cid="http://schemas.microsoft.com/office/word/2016/wordml/cid" xmlns:w16="http://schemas.microsoft.com/office/word/2018/wordml" xmlns:w16sdtdh="http://schemas.microsoft.com/office/word/2020/wordml/sdtdatahash" xmlns:w16se="http://schemas.microsoft.com/office/word/2015/wordml/symex" xmlns:wpg="http://schemas.microsoft.com/office/word/2010/wordprocessingGroup" xmlns:wpi="http://schemas.microsoft.com/office/word/2010/wordprocessingInk" xmlns:wne="http://schemas.microsoft.com/office/word/2006/wordml" xmlns:wps="http://schemas.microsoft.com/office/word/2010/wordprocessingShape" mc:Ignorable="w14 w15 w16se w16cid w16 w16cex w16sdtdh wp14">
   <w:endnote w:type="separator" w:id="-1">
     <w:p>
       <w:pPr>
@@ -11938,7 +12898,7 @@
 </file>
 
 <file path=word/footnotes.xml><?xml version="1.0" encoding="utf-8"?>
-<w:footnotes xmlns:wpc="http://schemas.microsoft.com/office/word/2010/wordprocessingCanvas" xmlns:cx="http://schemas.microsoft.com/office/drawing/2014/chartex" xmlns:cx1="http://schemas.microsoft.com/office/drawing/2015/9/8/chartex" xmlns:cx2="http://schemas.microsoft.com/office/drawing/2015/10/21/chartex" xmlns:cx3="http://schemas.microsoft.com/office/drawing/2016/5/9/chartex" xmlns:cx4="http://schemas.microsoft.com/office/drawing/2016/5/10/chartex" xmlns:cx5="http://schemas.microsoft.com/office/drawing/2016/5/11/chartex" xmlns:cx6="http://schemas.microsoft.com/office/drawing/2016/5/12/chartex" xmlns:cx7="http://schemas.microsoft.com/office/drawing/2016/5/13/chartex" xmlns:cx8="http://schemas.microsoft.com/office/drawing/2016/5/14/chartex" xmlns:mc="http://schemas.openxmlformats.org/markup-compatibility/2006" xmlns:aink="http://schemas.microsoft.com/office/drawing/2016/ink" xmlns:am3d="http://schemas.microsoft.com/office/drawing/2017/model3d" xmlns:o="urn:schemas-microsoft-com:office:office" xmlns:oel="http://schemas.microsoft.com/office/2019/extlst" xmlns:r="http://schemas.openxmlformats.org/officeDocument/2006/relationships" xmlns:m="http://schemas.openxmlformats.org/officeDocument/2006/math" xmlns:v="urn:schemas-microsoft-com:vml" xmlns:wp14="http://schemas.microsoft.com/office/word/2010/wordprocessingDrawing" xmlns:wp="http://schemas.openxmlformats.org/drawingml/2006/wordprocessingDrawing" xmlns:w10="urn:schemas-microsoft-com:office:word" xmlns:w="http://schemas.openxmlformats.org/wordprocessingml/2006/main" xmlns:w14="http://schemas.microsoft.com/office/word/2010/wordml" xmlns:w15="http://schemas.microsoft.com/office/word/2012/wordml" xmlns:w16cex="http://schemas.microsoft.com/office/word/2018/wordml/cex" xmlns:w16cid="http://schemas.microsoft.com/office/word/2016/wordml/cid" xmlns:w16="http://schemas.microsoft.com/office/word/2018/wordml" xmlns:w16du="http://schemas.microsoft.com/office/word/2023/wordml/word16du" xmlns:w16sdtdh="http://schemas.microsoft.com/office/word/2020/wordml/sdtdatahash" xmlns:w16sdtfl="http://schemas.microsoft.com/office/word/2024/wordml/sdtformatlock" xmlns:w16se="http://schemas.microsoft.com/office/word/2015/wordml/symex" xmlns:wpg="http://schemas.microsoft.com/office/word/2010/wordprocessingGroup" xmlns:wpi="http://schemas.microsoft.com/office/word/2010/wordprocessingInk" xmlns:wne="http://schemas.microsoft.com/office/word/2006/wordml" xmlns:wps="http://schemas.microsoft.com/office/word/2010/wordprocessingShape" mc:Ignorable="w14 w15 w16se w16cid w16 w16cex w16sdtdh w16sdtfl w16du wp14">
+<w:footnotes xmlns:wpc="http://schemas.microsoft.com/office/word/2010/wordprocessingCanvas" xmlns:cx="http://schemas.microsoft.com/office/drawing/2014/chartex" xmlns:cx1="http://schemas.microsoft.com/office/drawing/2015/9/8/chartex" xmlns:cx2="http://schemas.microsoft.com/office/drawing/2015/10/21/chartex" xmlns:cx3="http://schemas.microsoft.com/office/drawing/2016/5/9/chartex" xmlns:cx4="http://schemas.microsoft.com/office/drawing/2016/5/10/chartex" xmlns:cx5="http://schemas.microsoft.com/office/drawing/2016/5/11/chartex" xmlns:cx6="http://schemas.microsoft.com/office/drawing/2016/5/12/chartex" xmlns:cx7="http://schemas.microsoft.com/office/drawing/2016/5/13/chartex" xmlns:cx8="http://schemas.microsoft.com/office/drawing/2016/5/14/chartex" xmlns:mc="http://schemas.openxmlformats.org/markup-compatibility/2006" xmlns:aink="http://schemas.microsoft.com/office/drawing/2016/ink" xmlns:am3d="http://schemas.microsoft.com/office/drawing/2017/model3d" xmlns:o="urn:schemas-microsoft-com:office:office" xmlns:oel="http://schemas.microsoft.com/office/2019/extlst" xmlns:r="http://schemas.openxmlformats.org/officeDocument/2006/relationships" xmlns:m="http://schemas.openxmlformats.org/officeDocument/2006/math" xmlns:v="urn:schemas-microsoft-com:vml" xmlns:wp14="http://schemas.microsoft.com/office/word/2010/wordprocessingDrawing" xmlns:wp="http://schemas.openxmlformats.org/drawingml/2006/wordprocessingDrawing" xmlns:w10="urn:schemas-microsoft-com:office:word" xmlns:w="http://schemas.openxmlformats.org/wordprocessingml/2006/main" xmlns:w14="http://schemas.microsoft.com/office/word/2010/wordml" xmlns:w15="http://schemas.microsoft.com/office/word/2012/wordml" xmlns:w16cex="http://schemas.microsoft.com/office/word/2018/wordml/cex" xmlns:w16cid="http://schemas.microsoft.com/office/word/2016/wordml/cid" xmlns:w16="http://schemas.microsoft.com/office/word/2018/wordml" xmlns:w16sdtdh="http://schemas.microsoft.com/office/word/2020/wordml/sdtdatahash" xmlns:w16se="http://schemas.microsoft.com/office/word/2015/wordml/symex" xmlns:wpg="http://schemas.microsoft.com/office/word/2010/wordprocessingGroup" xmlns:wpi="http://schemas.microsoft.com/office/word/2010/wordprocessingInk" xmlns:wne="http://schemas.microsoft.com/office/word/2006/wordml" xmlns:wps="http://schemas.microsoft.com/office/word/2010/wordprocessingShape" mc:Ignorable="w14 w15 w16se w16cid w16 w16cex w16sdtdh wp14">
   <w:footnote w:type="separator" w:id="-1">
     <w:p>
       <w:pPr>
@@ -11963,7 +12923,7 @@
 </file>
 
 <file path=word/numbering.xml><?xml version="1.0" encoding="utf-8"?>
-<w:numbering xmlns:wpc="http://schemas.microsoft.com/office/word/2010/wordprocessingCanvas" xmlns:cx="http://schemas.microsoft.com/office/drawing/2014/chartex" xmlns:cx1="http://schemas.microsoft.com/office/drawing/2015/9/8/chartex" xmlns:cx2="http://schemas.microsoft.com/office/drawing/2015/10/21/chartex" xmlns:cx3="http://schemas.microsoft.com/office/drawing/2016/5/9/chartex" xmlns:cx4="http://schemas.microsoft.com/office/drawing/2016/5/10/chartex" xmlns:cx5="http://schemas.microsoft.com/office/drawing/2016/5/11/chartex" xmlns:cx6="http://schemas.microsoft.com/office/drawing/2016/5/12/chartex" xmlns:cx7="http://schemas.microsoft.com/office/drawing/2016/5/13/chartex" xmlns:cx8="http://schemas.microsoft.com/office/drawing/2016/5/14/chartex" xmlns:mc="http://schemas.openxmlformats.org/markup-compatibility/2006" xmlns:aink="http://schemas.microsoft.com/office/drawing/2016/ink" xmlns:am3d="http://schemas.microsoft.com/office/drawing/2017/model3d" xmlns:o="urn:schemas-microsoft-com:office:office" xmlns:oel="http://schemas.microsoft.com/office/2019/extlst" xmlns:r="http://schemas.openxmlformats.org/officeDocument/2006/relationships" xmlns:m="http://schemas.openxmlformats.org/officeDocument/2006/math" xmlns:v="urn:schemas-microsoft-com:vml" xmlns:wp14="http://schemas.microsoft.com/office/word/2010/wordprocessingDrawing" xmlns:wp="http://schemas.openxmlformats.org/drawingml/2006/wordprocessingDrawing" xmlns:w10="urn:schemas-microsoft-com:office:word" xmlns:w="http://schemas.openxmlformats.org/wordprocessingml/2006/main" xmlns:w14="http://schemas.microsoft.com/office/word/2010/wordml" xmlns:w15="http://schemas.microsoft.com/office/word/2012/wordml" xmlns:w16cex="http://schemas.microsoft.com/office/word/2018/wordml/cex" xmlns:w16cid="http://schemas.microsoft.com/office/word/2016/wordml/cid" xmlns:w16="http://schemas.microsoft.com/office/word/2018/wordml" xmlns:w16du="http://schemas.microsoft.com/office/word/2023/wordml/word16du" xmlns:w16sdtdh="http://schemas.microsoft.com/office/word/2020/wordml/sdtdatahash" xmlns:w16sdtfl="http://schemas.microsoft.com/office/word/2024/wordml/sdtformatlock" xmlns:w16se="http://schemas.microsoft.com/office/word/2015/wordml/symex" xmlns:wpg="http://schemas.microsoft.com/office/word/2010/wordprocessingGroup" xmlns:wpi="http://schemas.microsoft.com/office/word/2010/wordprocessingInk" xmlns:wne="http://schemas.microsoft.com/office/word/2006/wordml" xmlns:wps="http://schemas.microsoft.com/office/word/2010/wordprocessingShape" mc:Ignorable="w14 w15 w16se w16cid w16 w16cex w16sdtdh w16sdtfl w16du wp14">
+<w:numbering xmlns:wpc="http://schemas.microsoft.com/office/word/2010/wordprocessingCanvas" xmlns:cx="http://schemas.microsoft.com/office/drawing/2014/chartex" xmlns:cx1="http://schemas.microsoft.com/office/drawing/2015/9/8/chartex" xmlns:cx2="http://schemas.microsoft.com/office/drawing/2015/10/21/chartex" xmlns:cx3="http://schemas.microsoft.com/office/drawing/2016/5/9/chartex" xmlns:cx4="http://schemas.microsoft.com/office/drawing/2016/5/10/chartex" xmlns:cx5="http://schemas.microsoft.com/office/drawing/2016/5/11/chartex" xmlns:cx6="http://schemas.microsoft.com/office/drawing/2016/5/12/chartex" xmlns:cx7="http://schemas.microsoft.com/office/drawing/2016/5/13/chartex" xmlns:cx8="http://schemas.microsoft.com/office/drawing/2016/5/14/chartex" xmlns:mc="http://schemas.openxmlformats.org/markup-compatibility/2006" xmlns:aink="http://schemas.microsoft.com/office/drawing/2016/ink" xmlns:am3d="http://schemas.microsoft.com/office/drawing/2017/model3d" xmlns:o="urn:schemas-microsoft-com:office:office" xmlns:oel="http://schemas.microsoft.com/office/2019/extlst" xmlns:r="http://schemas.openxmlformats.org/officeDocument/2006/relationships" xmlns:m="http://schemas.openxmlformats.org/officeDocument/2006/math" xmlns:v="urn:schemas-microsoft-com:vml" xmlns:wp14="http://schemas.microsoft.com/office/word/2010/wordprocessingDrawing" xmlns:wp="http://schemas.openxmlformats.org/drawingml/2006/wordprocessingDrawing" xmlns:w10="urn:schemas-microsoft-com:office:word" xmlns:w="http://schemas.openxmlformats.org/wordprocessingml/2006/main" xmlns:w14="http://schemas.microsoft.com/office/word/2010/wordml" xmlns:w15="http://schemas.microsoft.com/office/word/2012/wordml" xmlns:w16cex="http://schemas.microsoft.com/office/word/2018/wordml/cex" xmlns:w16cid="http://schemas.microsoft.com/office/word/2016/wordml/cid" xmlns:w16="http://schemas.microsoft.com/office/word/2018/wordml" xmlns:w16sdtdh="http://schemas.microsoft.com/office/word/2020/wordml/sdtdatahash" xmlns:w16se="http://schemas.microsoft.com/office/word/2015/wordml/symex" xmlns:wpg="http://schemas.microsoft.com/office/word/2010/wordprocessingGroup" xmlns:wpi="http://schemas.microsoft.com/office/word/2010/wordprocessingInk" xmlns:wne="http://schemas.microsoft.com/office/word/2006/wordml" xmlns:wps="http://schemas.microsoft.com/office/word/2010/wordprocessingShape" mc:Ignorable="w14 w15 w16se w16cid w16 w16cex w16sdtdh wp14">
   <w:abstractNum w:abstractNumId="0" w15:restartNumberingAfterBreak="0">
     <w:nsid w:val="082D66C5"/>
     <w:multiLevelType w:val="hybridMultilevel"/>
@@ -18168,7 +19128,7 @@
 </file>
 
 <file path=word/styles.xml><?xml version="1.0" encoding="utf-8"?>
-<w:styles xmlns:mc="http://schemas.openxmlformats.org/markup-compatibility/2006" xmlns:r="http://schemas.openxmlformats.org/officeDocument/2006/relationships" xmlns:w="http://schemas.openxmlformats.org/wordprocessingml/2006/main" xmlns:w14="http://schemas.microsoft.com/office/word/2010/wordml" xmlns:w15="http://schemas.microsoft.com/office/word/2012/wordml" xmlns:w16cex="http://schemas.microsoft.com/office/word/2018/wordml/cex" xmlns:w16cid="http://schemas.microsoft.com/office/word/2016/wordml/cid" xmlns:w16="http://schemas.microsoft.com/office/word/2018/wordml" xmlns:w16du="http://schemas.microsoft.com/office/word/2023/wordml/word16du" xmlns:w16sdtdh="http://schemas.microsoft.com/office/word/2020/wordml/sdtdatahash" xmlns:w16sdtfl="http://schemas.microsoft.com/office/word/2024/wordml/sdtformatlock" xmlns:w16se="http://schemas.microsoft.com/office/word/2015/wordml/symex" mc:Ignorable="w14 w15 w16se w16cid w16 w16cex w16sdtdh w16sdtfl w16du">
+<w:styles xmlns:mc="http://schemas.openxmlformats.org/markup-compatibility/2006" xmlns:r="http://schemas.openxmlformats.org/officeDocument/2006/relationships" xmlns:w="http://schemas.openxmlformats.org/wordprocessingml/2006/main" xmlns:w14="http://schemas.microsoft.com/office/word/2010/wordml" xmlns:w15="http://schemas.microsoft.com/office/word/2012/wordml" xmlns:w16cex="http://schemas.microsoft.com/office/word/2018/wordml/cex" xmlns:w16cid="http://schemas.microsoft.com/office/word/2016/wordml/cid" xmlns:w16="http://schemas.microsoft.com/office/word/2018/wordml" xmlns:w16sdtdh="http://schemas.microsoft.com/office/word/2020/wordml/sdtdatahash" xmlns:w16se="http://schemas.microsoft.com/office/word/2015/wordml/symex" mc:Ignorable="w14 w15 w16se w16cid w16 w16cex w16sdtdh">
   <w:docDefaults>
     <w:rPrDefault>
       <w:rPr>
@@ -18770,6 +19730,7 @@
   <w:style w:type="character" w:default="1" w:styleId="DefaultParagraphFont">
     <w:name w:val="Default Paragraph Font"/>
     <w:uiPriority w:val="1"/>
+    <w:semiHidden/>
     <w:unhideWhenUsed/>
   </w:style>
   <w:style w:type="table" w:default="1" w:styleId="TableNormal">
